--- a/ds_10_rm_designs/accessible/repeated_measures_afex.docx
+++ b/ds_10_rm_designs/accessible/repeated_measures_afex.docx
@@ -2,7 +2,7 @@
 <file path=word/document.xml><?xml version="1.0" encoding="utf-8"?>
 <w:document xmlns:w="http://schemas.openxmlformats.org/wordprocessingml/2006/main" xmlns:m="http://schemas.openxmlformats.org/officeDocument/2006/math" xmlns:r="http://schemas.openxmlformats.org/officeDocument/2006/relationships" xmlns:o="urn:schemas-microsoft-com:office:office" xmlns:v="urn:schemas-microsoft-com:vml" xmlns:w10="urn:schemas-microsoft-com:office:word" xmlns:a="http://schemas.openxmlformats.org/drawingml/2006/main" xmlns:pic="http://schemas.openxmlformats.org/drawingml/2006/picture" xmlns:wp="http://schemas.openxmlformats.org/drawingml/2006/wordprocessingDrawing">
   <w:body>
-    <w:bookmarkStart w:id="229" w:name="repeated-measures-designs"/>
+    <w:bookmarkStart w:id="152" w:name="repeated-measures-designs"/>
     <w:p>
       <w:pPr>
         <w:pStyle w:val="Heading1"/>
@@ -327,7 +327,7 @@
       </w:hyperlink>
     </w:p>
     <w:bookmarkEnd w:id="28"/>
-    <w:bookmarkStart w:id="38" w:name="slide-9"/>
+    <w:bookmarkStart w:id="35" w:name="slide-9"/>
     <w:p>
       <w:pPr>
         <w:pStyle w:val="Heading2"/>
@@ -343,67 +343,20 @@
       <w:r>
         <w:drawing>
           <wp:inline>
-            <wp:extent cx="5334000" cy="2999158"/>
+            <wp:extent cx="5334000" cy="3019488"/>
             <wp:effectExtent b="0" l="0" r="0" t="0"/>
-            <wp:docPr descr="Image: spaceship light ppt hex (no description provided yet)" title="" id="30" name="Picture"/>
+            <wp:docPr descr="Image: spine map (no description provided yet)" title="" id="30" name="Picture"/>
             <a:graphic>
               <a:graphicData uri="http://schemas.openxmlformats.org/drawingml/2006/picture">
                 <pic:pic>
                   <pic:nvPicPr>
-                    <pic:cNvPr descr="images/spaceship_light_ppt_hex.jpg" id="31" name="Picture"/>
+                    <pic:cNvPr descr="images/spine_map.png" id="31" name="Picture"/>
                     <pic:cNvPicPr>
                       <a:picLocks noChangeArrowheads="1" noChangeAspect="1"/>
                     </pic:cNvPicPr>
                   </pic:nvPicPr>
                   <pic:blipFill>
                     <a:blip r:embed="rId29"/>
-                    <a:stretch>
-                      <a:fillRect/>
-                    </a:stretch>
-                  </pic:blipFill>
-                  <pic:spPr bwMode="auto">
-                    <a:xfrm>
-                      <a:off x="0" y="0"/>
-                      <a:ext cx="5334000" cy="2999158"/>
-                    </a:xfrm>
-                    <a:prstGeom prst="rect">
-                      <a:avLst/>
-                    </a:prstGeom>
-                    <a:noFill/>
-                    <a:ln w="9525">
-                      <a:noFill/>
-                      <a:headEnd/>
-                      <a:tailEnd/>
-                    </a:ln>
-                  </pic:spPr>
-                </pic:pic>
-              </a:graphicData>
-            </a:graphic>
-          </wp:inline>
-        </w:drawing>
-      </w:r>
-    </w:p>
-    <w:p>
-      <w:pPr>
-        <w:pStyle w:val="BodyText"/>
-      </w:pPr>
-      <w:r>
-        <w:drawing>
-          <wp:inline>
-            <wp:extent cx="5334000" cy="3019488"/>
-            <wp:effectExtent b="0" l="0" r="0" t="0"/>
-            <wp:docPr descr="Image: spine map (no description provided yet)" title="" id="33" name="Picture"/>
-            <a:graphic>
-              <a:graphicData uri="http://schemas.openxmlformats.org/drawingml/2006/picture">
-                <pic:pic>
-                  <pic:nvPicPr>
-                    <pic:cNvPr descr="images/spine_map.png" id="34" name="Picture"/>
-                    <pic:cNvPicPr>
-                      <a:picLocks noChangeArrowheads="1" noChangeAspect="1"/>
-                    </pic:cNvPicPr>
-                  </pic:nvPicPr>
-                  <pic:blipFill>
-                    <a:blip r:embed="rId32"/>
                     <a:stretch>
                       <a:fillRect/>
                     </a:stretch>
@@ -439,18 +392,18 @@
           <wp:inline>
             <wp:extent cx="5334000" cy="3016468"/>
             <wp:effectExtent b="0" l="0" r="0" t="0"/>
-            <wp:docPr descr="Image: spine map lec 02 (no description provided yet)" title="" id="36" name="Picture"/>
+            <wp:docPr descr="Image: spine map lec 02 (no description provided yet)" title="" id="33" name="Picture"/>
             <a:graphic>
               <a:graphicData uri="http://schemas.openxmlformats.org/drawingml/2006/picture">
                 <pic:pic>
                   <pic:nvPicPr>
-                    <pic:cNvPr descr="images/spine_map_lec_02.png" id="37" name="Picture"/>
+                    <pic:cNvPr descr="images/spine_map_lec_02.png" id="34" name="Picture"/>
                     <pic:cNvPicPr>
                       <a:picLocks noChangeArrowheads="1" noChangeAspect="1"/>
                     </pic:cNvPicPr>
                   </pic:nvPicPr>
                   <pic:blipFill>
-                    <a:blip r:embed="rId35"/>
+                    <a:blip r:embed="rId32"/>
                     <a:stretch>
                       <a:fillRect/>
                     </a:stretch>
@@ -477,8 +430,8 @@
         </w:drawing>
       </w:r>
     </w:p>
-    <w:bookmarkEnd w:id="38"/>
-    <w:bookmarkStart w:id="44" w:name="slide-10"/>
+    <w:bookmarkEnd w:id="35"/>
+    <w:bookmarkStart w:id="39" w:name="slide-10"/>
     <w:p>
       <w:pPr>
         <w:pStyle w:val="Heading2"/>
@@ -494,67 +447,20 @@
       <w:r>
         <w:drawing>
           <wp:inline>
-            <wp:extent cx="5334000" cy="2999158"/>
+            <wp:extent cx="5334000" cy="3378200"/>
             <wp:effectExtent b="0" l="0" r="0" t="0"/>
-            <wp:docPr descr="Image: spaceship light ppt hex (no description provided yet)" title="" id="39" name="Picture"/>
+            <wp:docPr descr="Image: rm design sniffing puppies (no description provided yet)" title="" id="37" name="Picture"/>
             <a:graphic>
               <a:graphicData uri="http://schemas.openxmlformats.org/drawingml/2006/picture">
                 <pic:pic>
                   <pic:nvPicPr>
-                    <pic:cNvPr descr="images/spaceship_light_ppt_hex.jpg" id="40" name="Picture"/>
+                    <pic:cNvPr descr="images/rm_design_sniffing_puppies.png" id="38" name="Picture"/>
                     <pic:cNvPicPr>
                       <a:picLocks noChangeArrowheads="1" noChangeAspect="1"/>
                     </pic:cNvPicPr>
                   </pic:nvPicPr>
                   <pic:blipFill>
-                    <a:blip r:embed="rId29"/>
-                    <a:stretch>
-                      <a:fillRect/>
-                    </a:stretch>
-                  </pic:blipFill>
-                  <pic:spPr bwMode="auto">
-                    <a:xfrm>
-                      <a:off x="0" y="0"/>
-                      <a:ext cx="5334000" cy="2999158"/>
-                    </a:xfrm>
-                    <a:prstGeom prst="rect">
-                      <a:avLst/>
-                    </a:prstGeom>
-                    <a:noFill/>
-                    <a:ln w="9525">
-                      <a:noFill/>
-                      <a:headEnd/>
-                      <a:tailEnd/>
-                    </a:ln>
-                  </pic:spPr>
-                </pic:pic>
-              </a:graphicData>
-            </a:graphic>
-          </wp:inline>
-        </w:drawing>
-      </w:r>
-    </w:p>
-    <w:p>
-      <w:pPr>
-        <w:pStyle w:val="BodyText"/>
-      </w:pPr>
-      <w:r>
-        <w:drawing>
-          <wp:inline>
-            <wp:extent cx="5334000" cy="3378200"/>
-            <wp:effectExtent b="0" l="0" r="0" t="0"/>
-            <wp:docPr descr="Image: rm design sniffing puppies (no description provided yet)" title="" id="42" name="Picture"/>
-            <a:graphic>
-              <a:graphicData uri="http://schemas.openxmlformats.org/drawingml/2006/picture">
-                <pic:pic>
-                  <pic:nvPicPr>
-                    <pic:cNvPr descr="images/rm_design_sniffing_puppies.png" id="43" name="Picture"/>
-                    <pic:cNvPicPr>
-                      <a:picLocks noChangeArrowheads="1" noChangeAspect="1"/>
-                    </pic:cNvPicPr>
-                  </pic:nvPicPr>
-                  <pic:blipFill>
-                    <a:blip r:embed="rId41"/>
+                    <a:blip r:embed="rId36"/>
                     <a:stretch>
                       <a:fillRect/>
                     </a:stretch>
@@ -619,61 +525,14 @@
         <w:t xml:space="preserve">: variance created by unknown factors</w:t>
       </w:r>
     </w:p>
-    <w:bookmarkEnd w:id="44"/>
-    <w:bookmarkStart w:id="47" w:name="X408df324203cf59fa3e8d481e27efdad9f81a27"/>
+    <w:bookmarkEnd w:id="39"/>
+    <w:bookmarkStart w:id="40" w:name="X408df324203cf59fa3e8d481e27efdad9f81a27"/>
     <w:p>
       <w:pPr>
         <w:pStyle w:val="Heading2"/>
       </w:pPr>
       <w:r>
         <w:t xml:space="preserve">Slide 11: Benefits of repeated measures designs</w:t>
-      </w:r>
-    </w:p>
-    <w:p>
-      <w:pPr>
-        <w:pStyle w:val="FirstParagraph"/>
-      </w:pPr>
-      <w:r>
-        <w:drawing>
-          <wp:inline>
-            <wp:extent cx="5334000" cy="2999158"/>
-            <wp:effectExtent b="0" l="0" r="0" t="0"/>
-            <wp:docPr descr="Image: spaceship light ppt hex (no description provided yet)" title="" id="45" name="Picture"/>
-            <a:graphic>
-              <a:graphicData uri="http://schemas.openxmlformats.org/drawingml/2006/picture">
-                <pic:pic>
-                  <pic:nvPicPr>
-                    <pic:cNvPr descr="images/spaceship_light_ppt_hex.jpg" id="46" name="Picture"/>
-                    <pic:cNvPicPr>
-                      <a:picLocks noChangeArrowheads="1" noChangeAspect="1"/>
-                    </pic:cNvPicPr>
-                  </pic:nvPicPr>
-                  <pic:blipFill>
-                    <a:blip r:embed="rId29"/>
-                    <a:stretch>
-                      <a:fillRect/>
-                    </a:stretch>
-                  </pic:blipFill>
-                  <pic:spPr bwMode="auto">
-                    <a:xfrm>
-                      <a:off x="0" y="0"/>
-                      <a:ext cx="5334000" cy="2999158"/>
-                    </a:xfrm>
-                    <a:prstGeom prst="rect">
-                      <a:avLst/>
-                    </a:prstGeom>
-                    <a:noFill/>
-                    <a:ln w="9525">
-                      <a:noFill/>
-                      <a:headEnd/>
-                      <a:tailEnd/>
-                    </a:ln>
-                  </pic:spPr>
-                </pic:pic>
-              </a:graphicData>
-            </a:graphic>
-          </wp:inline>
-        </w:drawing>
       </w:r>
     </w:p>
     <w:p>
@@ -748,61 +607,14 @@
         <w:t xml:space="preserve">But, be careful of fatigue</w:t>
       </w:r>
     </w:p>
-    <w:bookmarkEnd w:id="47"/>
-    <w:bookmarkStart w:id="50" w:name="slide-12-can-puppies-sniff-out-aliens"/>
+    <w:bookmarkEnd w:id="40"/>
+    <w:bookmarkStart w:id="41" w:name="slide-12-can-puppies-sniff-out-aliens"/>
     <w:p>
       <w:pPr>
         <w:pStyle w:val="Heading2"/>
       </w:pPr>
       <w:r>
         <w:t xml:space="preserve">Slide 12: Can puppies sniff out aliens?</w:t>
-      </w:r>
-    </w:p>
-    <w:p>
-      <w:pPr>
-        <w:pStyle w:val="FirstParagraph"/>
-      </w:pPr>
-      <w:r>
-        <w:drawing>
-          <wp:inline>
-            <wp:extent cx="5334000" cy="2999158"/>
-            <wp:effectExtent b="0" l="0" r="0" t="0"/>
-            <wp:docPr descr="Image: spaceship light ppt hex (no description provided yet)" title="" id="48" name="Picture"/>
-            <a:graphic>
-              <a:graphicData uri="http://schemas.openxmlformats.org/drawingml/2006/picture">
-                <pic:pic>
-                  <pic:nvPicPr>
-                    <pic:cNvPr descr="images/spaceship_light_ppt_hex.jpg" id="49" name="Picture"/>
-                    <pic:cNvPicPr>
-                      <a:picLocks noChangeArrowheads="1" noChangeAspect="1"/>
-                    </pic:cNvPicPr>
-                  </pic:nvPicPr>
-                  <pic:blipFill>
-                    <a:blip r:embed="rId29"/>
-                    <a:stretch>
-                      <a:fillRect/>
-                    </a:stretch>
-                  </pic:blipFill>
-                  <pic:spPr bwMode="auto">
-                    <a:xfrm>
-                      <a:off x="0" y="0"/>
-                      <a:ext cx="5334000" cy="2999158"/>
-                    </a:xfrm>
-                    <a:prstGeom prst="rect">
-                      <a:avLst/>
-                    </a:prstGeom>
-                    <a:noFill/>
-                    <a:ln w="9525">
-                      <a:noFill/>
-                      <a:headEnd/>
-                      <a:tailEnd/>
-                    </a:ln>
-                  </pic:spPr>
-                </pic:pic>
-              </a:graphicData>
-            </a:graphic>
-          </wp:inline>
-        </w:drawing>
       </w:r>
     </w:p>
     <w:p>
@@ -962,61 +774,14 @@
         <w:t xml:space="preserve">.</w:t>
       </w:r>
     </w:p>
-    <w:bookmarkEnd w:id="50"/>
-    <w:bookmarkStart w:id="53" w:name="slide-13-the-data"/>
+    <w:bookmarkEnd w:id="41"/>
+    <w:bookmarkStart w:id="42" w:name="slide-13-the-data"/>
     <w:p>
       <w:pPr>
         <w:pStyle w:val="Heading2"/>
       </w:pPr>
       <w:r>
         <w:t xml:space="preserve">Slide 13: The data</w:t>
-      </w:r>
-    </w:p>
-    <w:p>
-      <w:pPr>
-        <w:pStyle w:val="FirstParagraph"/>
-      </w:pPr>
-      <w:r>
-        <w:drawing>
-          <wp:inline>
-            <wp:extent cx="5334000" cy="2999158"/>
-            <wp:effectExtent b="0" l="0" r="0" t="0"/>
-            <wp:docPr descr="Image: spaceship light ppt hex (no description provided yet)" title="" id="51" name="Picture"/>
-            <a:graphic>
-              <a:graphicData uri="http://schemas.openxmlformats.org/drawingml/2006/picture">
-                <pic:pic>
-                  <pic:nvPicPr>
-                    <pic:cNvPr descr="images/spaceship_light_ppt_hex.jpg" id="52" name="Picture"/>
-                    <pic:cNvPicPr>
-                      <a:picLocks noChangeArrowheads="1" noChangeAspect="1"/>
-                    </pic:cNvPicPr>
-                  </pic:nvPicPr>
-                  <pic:blipFill>
-                    <a:blip r:embed="rId29"/>
-                    <a:stretch>
-                      <a:fillRect/>
-                    </a:stretch>
-                  </pic:blipFill>
-                  <pic:spPr bwMode="auto">
-                    <a:xfrm>
-                      <a:off x="0" y="0"/>
-                      <a:ext cx="5334000" cy="2999158"/>
-                    </a:xfrm>
-                    <a:prstGeom prst="rect">
-                      <a:avLst/>
-                    </a:prstGeom>
-                    <a:noFill/>
-                    <a:ln w="9525">
-                      <a:noFill/>
-                      <a:headEnd/>
-                      <a:tailEnd/>
-                    </a:ln>
-                  </pic:spPr>
-                </pic:pic>
-              </a:graphicData>
-            </a:graphic>
-          </wp:inline>
-        </w:drawing>
       </w:r>
     </w:p>
     <w:tbl>
@@ -1916,61 +1681,14 @@
         </w:tc>
       </w:tr>
     </w:tbl>
-    <w:bookmarkEnd w:id="53"/>
-    <w:bookmarkStart w:id="56" w:name="slide-14-the-data-in-r"/>
+    <w:bookmarkEnd w:id="42"/>
+    <w:bookmarkStart w:id="43" w:name="slide-14-the-data-in-r"/>
     <w:p>
       <w:pPr>
         <w:pStyle w:val="Heading2"/>
       </w:pPr>
       <w:r>
         <w:t xml:space="preserve">Slide 14: The data in R</w:t>
-      </w:r>
-    </w:p>
-    <w:p>
-      <w:pPr>
-        <w:pStyle w:val="FirstParagraph"/>
-      </w:pPr>
-      <w:r>
-        <w:drawing>
-          <wp:inline>
-            <wp:extent cx="5334000" cy="2999158"/>
-            <wp:effectExtent b="0" l="0" r="0" t="0"/>
-            <wp:docPr descr="Image: spaceship light ppt hex (no description provided yet)" title="" id="54" name="Picture"/>
-            <a:graphic>
-              <a:graphicData uri="http://schemas.openxmlformats.org/drawingml/2006/picture">
-                <pic:pic>
-                  <pic:nvPicPr>
-                    <pic:cNvPr descr="images/spaceship_light_ppt_hex.jpg" id="55" name="Picture"/>
-                    <pic:cNvPicPr>
-                      <a:picLocks noChangeArrowheads="1" noChangeAspect="1"/>
-                    </pic:cNvPicPr>
-                  </pic:nvPicPr>
-                  <pic:blipFill>
-                    <a:blip r:embed="rId29"/>
-                    <a:stretch>
-                      <a:fillRect/>
-                    </a:stretch>
-                  </pic:blipFill>
-                  <pic:spPr bwMode="auto">
-                    <a:xfrm>
-                      <a:off x="0" y="0"/>
-                      <a:ext cx="5334000" cy="2999158"/>
-                    </a:xfrm>
-                    <a:prstGeom prst="rect">
-                      <a:avLst/>
-                    </a:prstGeom>
-                    <a:noFill/>
-                    <a:ln w="9525">
-                      <a:noFill/>
-                      <a:headEnd/>
-                      <a:tailEnd/>
-                    </a:ln>
-                  </pic:spPr>
-                </pic:pic>
-              </a:graphicData>
-            </a:graphic>
-          </wp:inline>
-        </w:drawing>
       </w:r>
     </w:p>
     <w:p>
@@ -3513,8 +3231,8 @@
         </w:tc>
       </w:tr>
     </w:tbl>
-    <w:bookmarkEnd w:id="56"/>
-    <w:bookmarkStart w:id="59" w:name="Xf59ec662e92da5920b520536eab4f50ee7bae34"/>
+    <w:bookmarkEnd w:id="43"/>
+    <w:bookmarkStart w:id="44" w:name="Xf59ec662e92da5920b520536eab4f50ee7bae34"/>
     <w:p>
       <w:pPr>
         <w:pStyle w:val="Heading2"/>
@@ -3526,53 +3244,6 @@
     <w:p>
       <w:pPr>
         <w:pStyle w:val="FirstParagraph"/>
-      </w:pPr>
-      <w:r>
-        <w:drawing>
-          <wp:inline>
-            <wp:extent cx="5334000" cy="2999158"/>
-            <wp:effectExtent b="0" l="0" r="0" t="0"/>
-            <wp:docPr descr="Image: spaceship light ppt hex (no description provided yet)" title="" id="57" name="Picture"/>
-            <a:graphic>
-              <a:graphicData uri="http://schemas.openxmlformats.org/drawingml/2006/picture">
-                <pic:pic>
-                  <pic:nvPicPr>
-                    <pic:cNvPr descr="images/spaceship_light_ppt_hex.jpg" id="58" name="Picture"/>
-                    <pic:cNvPicPr>
-                      <a:picLocks noChangeArrowheads="1" noChangeAspect="1"/>
-                    </pic:cNvPicPr>
-                  </pic:nvPicPr>
-                  <pic:blipFill>
-                    <a:blip r:embed="rId29"/>
-                    <a:stretch>
-                      <a:fillRect/>
-                    </a:stretch>
-                  </pic:blipFill>
-                  <pic:spPr bwMode="auto">
-                    <a:xfrm>
-                      <a:off x="0" y="0"/>
-                      <a:ext cx="5334000" cy="2999158"/>
-                    </a:xfrm>
-                    <a:prstGeom prst="rect">
-                      <a:avLst/>
-                    </a:prstGeom>
-                    <a:noFill/>
-                    <a:ln w="9525">
-                      <a:noFill/>
-                      <a:headEnd/>
-                      <a:tailEnd/>
-                    </a:ln>
-                  </pic:spPr>
-                </pic:pic>
-              </a:graphicData>
-            </a:graphic>
-          </wp:inline>
-        </w:drawing>
-      </w:r>
-    </w:p>
-    <w:p>
-      <w:pPr>
-        <w:pStyle w:val="BodyText"/>
       </w:pPr>
       <m:oMathPara>
         <m:oMathParaPr>
@@ -3897,8 +3568,8 @@
         <w:t xml:space="preserve">Violates the assumption of independent residuals (think back to the lecture on bias)</w:t>
       </w:r>
     </w:p>
-    <w:bookmarkEnd w:id="59"/>
-    <w:bookmarkStart w:id="64" w:name="X1d4df6f05687ba2e86eb57e1cad07462e2bc7fc"/>
+    <w:bookmarkEnd w:id="44"/>
+    <w:bookmarkStart w:id="47" w:name="X1d4df6f05687ba2e86eb57e1cad07462e2bc7fc"/>
     <w:p>
       <w:pPr>
         <w:pStyle w:val="Heading2"/>
@@ -3907,54 +3578,7 @@
         <w:t xml:space="preserve">Slide 16: Approaches to repeated measures designs and the GLM</w:t>
       </w:r>
     </w:p>
-    <w:p>
-      <w:pPr>
-        <w:pStyle w:val="FirstParagraph"/>
-      </w:pPr>
-      <w:r>
-        <w:drawing>
-          <wp:inline>
-            <wp:extent cx="5334000" cy="2999158"/>
-            <wp:effectExtent b="0" l="0" r="0" t="0"/>
-            <wp:docPr descr="Image: spaceship light ppt hex (no description provided yet)" title="" id="60" name="Picture"/>
-            <a:graphic>
-              <a:graphicData uri="http://schemas.openxmlformats.org/drawingml/2006/picture">
-                <pic:pic>
-                  <pic:nvPicPr>
-                    <pic:cNvPr descr="images/spaceship_light_ppt_hex.jpg" id="61" name="Picture"/>
-                    <pic:cNvPicPr>
-                      <a:picLocks noChangeArrowheads="1" noChangeAspect="1"/>
-                    </pic:cNvPicPr>
-                  </pic:nvPicPr>
-                  <pic:blipFill>
-                    <a:blip r:embed="rId29"/>
-                    <a:stretch>
-                      <a:fillRect/>
-                    </a:stretch>
-                  </pic:blipFill>
-                  <pic:spPr bwMode="auto">
-                    <a:xfrm>
-                      <a:off x="0" y="0"/>
-                      <a:ext cx="5334000" cy="2999158"/>
-                    </a:xfrm>
-                    <a:prstGeom prst="rect">
-                      <a:avLst/>
-                    </a:prstGeom>
-                    <a:noFill/>
-                    <a:ln w="9525">
-                      <a:noFill/>
-                      <a:headEnd/>
-                      <a:tailEnd/>
-                    </a:ln>
-                  </pic:spPr>
-                </pic:pic>
-              </a:graphicData>
-            </a:graphic>
-          </wp:inline>
-        </w:drawing>
-      </w:r>
-    </w:p>
-    <w:bookmarkStart w:id="62" w:name="approach-1"/>
+    <w:bookmarkStart w:id="45" w:name="approach-1"/>
     <w:p>
       <w:pPr>
         <w:pStyle w:val="Heading3"/>
@@ -4012,8 +3636,8 @@
         <w:t xml:space="preserve">It’s a bit complicated (we teach it at PG)</w:t>
       </w:r>
     </w:p>
-    <w:bookmarkEnd w:id="62"/>
-    <w:bookmarkStart w:id="63" w:name="approach-2"/>
+    <w:bookmarkEnd w:id="45"/>
+    <w:bookmarkStart w:id="46" w:name="approach-2"/>
     <w:p>
       <w:pPr>
         <w:pStyle w:val="Heading3"/>
@@ -4090,62 +3714,15 @@
         <w:t xml:space="preserve">F</w:t>
       </w:r>
     </w:p>
-    <w:bookmarkEnd w:id="63"/>
-    <w:bookmarkEnd w:id="64"/>
-    <w:bookmarkStart w:id="67" w:name="slide-17-what-is-sphericity-epsilon"/>
+    <w:bookmarkEnd w:id="46"/>
+    <w:bookmarkEnd w:id="47"/>
+    <w:bookmarkStart w:id="48" w:name="slide-17-what-is-sphericity-epsilon"/>
     <w:p>
       <w:pPr>
         <w:pStyle w:val="Heading2"/>
       </w:pPr>
       <w:r>
         <w:t xml:space="preserve">Slide 17: What is sphericity, \(\epsilon\) ?</w:t>
-      </w:r>
-    </w:p>
-    <w:p>
-      <w:pPr>
-        <w:pStyle w:val="FirstParagraph"/>
-      </w:pPr>
-      <w:r>
-        <w:drawing>
-          <wp:inline>
-            <wp:extent cx="5334000" cy="2999158"/>
-            <wp:effectExtent b="0" l="0" r="0" t="0"/>
-            <wp:docPr descr="Image: spaceship light ppt hex (no description provided yet)" title="" id="65" name="Picture"/>
-            <a:graphic>
-              <a:graphicData uri="http://schemas.openxmlformats.org/drawingml/2006/picture">
-                <pic:pic>
-                  <pic:nvPicPr>
-                    <pic:cNvPr descr="images/spaceship_light_ppt_hex.jpg" id="66" name="Picture"/>
-                    <pic:cNvPicPr>
-                      <a:picLocks noChangeArrowheads="1" noChangeAspect="1"/>
-                    </pic:cNvPicPr>
-                  </pic:nvPicPr>
-                  <pic:blipFill>
-                    <a:blip r:embed="rId29"/>
-                    <a:stretch>
-                      <a:fillRect/>
-                    </a:stretch>
-                  </pic:blipFill>
-                  <pic:spPr bwMode="auto">
-                    <a:xfrm>
-                      <a:off x="0" y="0"/>
-                      <a:ext cx="5334000" cy="2999158"/>
-                    </a:xfrm>
-                    <a:prstGeom prst="rect">
-                      <a:avLst/>
-                    </a:prstGeom>
-                    <a:noFill/>
-                    <a:ln w="9525">
-                      <a:noFill/>
-                      <a:headEnd/>
-                      <a:tailEnd/>
-                    </a:ln>
-                  </pic:spPr>
-                </pic:pic>
-              </a:graphicData>
-            </a:graphic>
-          </wp:inline>
-        </w:drawing>
       </w:r>
     </w:p>
     <w:tbl>
@@ -4954,8 +4531,8 @@
         </w:tc>
       </w:tr>
     </w:tbl>
-    <w:bookmarkEnd w:id="67"/>
-    <w:bookmarkStart w:id="72" w:name="slide-18-sphericity-epsilon"/>
+    <w:bookmarkEnd w:id="48"/>
+    <w:bookmarkStart w:id="51" w:name="slide-18-sphericity-epsilon"/>
     <w:p>
       <w:pPr>
         <w:pStyle w:val="Heading2"/>
@@ -4966,60 +4543,13 @@
     </w:p>
     <w:p>
       <w:pPr>
-        <w:pStyle w:val="FirstParagraph"/>
-      </w:pPr>
-      <w:r>
-        <w:drawing>
-          <wp:inline>
-            <wp:extent cx="5334000" cy="2999158"/>
-            <wp:effectExtent b="0" l="0" r="0" t="0"/>
-            <wp:docPr descr="Image: spaceship light ppt hex (no description provided yet)" title="" id="68" name="Picture"/>
-            <a:graphic>
-              <a:graphicData uri="http://schemas.openxmlformats.org/drawingml/2006/picture">
-                <pic:pic>
-                  <pic:nvPicPr>
-                    <pic:cNvPr descr="images/spaceship_light_ppt_hex.jpg" id="69" name="Picture"/>
-                    <pic:cNvPicPr>
-                      <a:picLocks noChangeArrowheads="1" noChangeAspect="1"/>
-                    </pic:cNvPicPr>
-                  </pic:nvPicPr>
-                  <pic:blipFill>
-                    <a:blip r:embed="rId29"/>
-                    <a:stretch>
-                      <a:fillRect/>
-                    </a:stretch>
-                  </pic:blipFill>
-                  <pic:spPr bwMode="auto">
-                    <a:xfrm>
-                      <a:off x="0" y="0"/>
-                      <a:ext cx="5334000" cy="2999158"/>
-                    </a:xfrm>
-                    <a:prstGeom prst="rect">
-                      <a:avLst/>
-                    </a:prstGeom>
-                    <a:noFill/>
-                    <a:ln w="9525">
-                      <a:noFill/>
-                      <a:headEnd/>
-                      <a:tailEnd/>
-                    </a:ln>
-                  </pic:spPr>
-                </pic:pic>
-              </a:graphicData>
-            </a:graphic>
-          </wp:inline>
-        </w:drawing>
-      </w:r>
-    </w:p>
-    <w:p>
-      <w:pPr>
         <w:pStyle w:val="BlockText"/>
       </w:pPr>
       <w:r>
         <w:t xml:space="preserve">The differences between pairs of groups should have equal variances</w:t>
       </w:r>
     </w:p>
-    <w:bookmarkStart w:id="70" w:name="how-is-it-estimated"/>
+    <w:bookmarkStart w:id="49" w:name="how-is-it-estimated"/>
     <w:p>
       <w:pPr>
         <w:pStyle w:val="Heading3"/>
@@ -5146,8 +4676,8 @@
         <w:t xml:space="preserve">, sphericity is violated (to some degree)</w:t>
       </w:r>
     </w:p>
-    <w:bookmarkEnd w:id="70"/>
-    <w:bookmarkStart w:id="71" w:name="what-do-we-do-about-it"/>
+    <w:bookmarkEnd w:id="49"/>
+    <w:bookmarkStart w:id="50" w:name="what-do-we-do-about-it"/>
     <w:p>
       <w:pPr>
         <w:pStyle w:val="Heading3"/>
@@ -5246,9 +4776,9 @@
         <w:t xml:space="preserve">Routinely apply the G-G correction and forget about sphericity</w:t>
       </w:r>
     </w:p>
-    <w:bookmarkEnd w:id="71"/>
-    <w:bookmarkEnd w:id="72"/>
-    <w:bookmarkStart w:id="74" w:name="slide-19"/>
+    <w:bookmarkEnd w:id="50"/>
+    <w:bookmarkEnd w:id="51"/>
+    <w:bookmarkStart w:id="53" w:name="slide-19"/>
     <w:p>
       <w:pPr>
         <w:pStyle w:val="Heading2"/>
@@ -5267,7 +4797,7 @@
       <w:r>
         <w:t xml:space="preserve"> </w:t>
       </w:r>
-      <w:hyperlink r:id="rId73">
+      <w:hyperlink r:id="rId52">
         <w:r>
           <w:rPr>
             <w:rStyle w:val="Hyperlink"/>
@@ -5276,14 +4806,173 @@
         </w:r>
       </w:hyperlink>
     </w:p>
-    <w:bookmarkEnd w:id="74"/>
-    <w:bookmarkStart w:id="77" w:name="slide-20-fitting-the-model"/>
+    <w:bookmarkEnd w:id="53"/>
+    <w:bookmarkStart w:id="54" w:name="slide-20-fitting-the-model"/>
     <w:p>
       <w:pPr>
         <w:pStyle w:val="Heading2"/>
       </w:pPr>
       <w:r>
         <w:t xml:space="preserve">Slide 20: Fitting the model</w:t>
+      </w:r>
+    </w:p>
+    <w:p>
+      <w:pPr>
+        <w:pStyle w:val="Compact"/>
+        <w:numPr>
+          <w:ilvl w:val="0"/>
+          <w:numId w:val="1016"/>
+        </w:numPr>
+      </w:pPr>
+      <w:r>
+        <w:t xml:space="preserve">The</w:t>
+      </w:r>
+      <w:r>
+        <w:t xml:space="preserve"> </w:t>
+      </w:r>
+      <w:r>
+        <w:rPr>
+          <w:rStyle w:val="VerbatimChar"/>
+        </w:rPr>
+        <w:t xml:space="preserve">afex::aov_4()</w:t>
+      </w:r>
+      <w:r>
+        <w:t xml:space="preserve"> </w:t>
+      </w:r>
+      <w:r>
+        <w:t xml:space="preserve">function</w:t>
+      </w:r>
+    </w:p>
+    <w:p>
+      <w:pPr>
+        <w:pStyle w:val="Compact"/>
+        <w:numPr>
+          <w:ilvl w:val="1"/>
+          <w:numId w:val="1017"/>
+        </w:numPr>
+      </w:pPr>
+      <w:r>
+        <w:t xml:space="preserve">Specify the repeated measures with</w:t>
+      </w:r>
+      <w:r>
+        <w:t xml:space="preserve"> </w:t>
+      </w:r>
+      <w:r>
+        <w:rPr>
+          <w:rStyle w:val="VerbatimChar"/>
+        </w:rPr>
+        <w:t xml:space="preserve">(rm_predictors|id_var)</w:t>
+      </w:r>
+    </w:p>
+    <w:p>
+      <w:pPr>
+        <w:pStyle w:val="Compact"/>
+        <w:numPr>
+          <w:ilvl w:val="1"/>
+          <w:numId w:val="1017"/>
+        </w:numPr>
+      </w:pPr>
+      <w:r>
+        <w:t xml:space="preserve">Automatically sets contrasts</w:t>
+      </w:r>
+    </w:p>
+    <w:p>
+      <w:pPr>
+        <w:pStyle w:val="Compact"/>
+        <w:numPr>
+          <w:ilvl w:val="1"/>
+          <w:numId w:val="1017"/>
+        </w:numPr>
+      </w:pPr>
+      <w:r>
+        <w:t xml:space="preserve">Built in interaction plot with</w:t>
+      </w:r>
+      <w:r>
+        <w:t xml:space="preserve"> </w:t>
+      </w:r>
+      <w:r>
+        <w:rPr>
+          <w:rStyle w:val="VerbatimChar"/>
+        </w:rPr>
+        <w:t xml:space="preserve">afex_plot()</w:t>
+      </w:r>
+    </w:p>
+    <w:p>
+      <w:pPr>
+        <w:pStyle w:val="Compact"/>
+        <w:numPr>
+          <w:ilvl w:val="1"/>
+          <w:numId w:val="1017"/>
+        </w:numPr>
+      </w:pPr>
+      <w:r>
+        <w:t xml:space="preserve">But … no parameter estimates, limited diagnostic plots, no robust methods</w:t>
+      </w:r>
+    </w:p>
+    <w:p>
+      <w:pPr>
+        <w:numPr>
+          <w:ilvl w:val="0"/>
+          <w:numId w:val="1016"/>
+        </w:numPr>
+      </w:pPr>
+      <w:r>
+        <w:t xml:space="preserve">Use</w:t>
+      </w:r>
+      <w:r>
+        <w:t xml:space="preserve"> </w:t>
+      </w:r>
+      <w:r>
+        <w:rPr>
+          <w:rStyle w:val="VerbatimChar"/>
+        </w:rPr>
+        <w:t xml:space="preserve">glmmTMB::glmmTMB()</w:t>
+      </w:r>
+    </w:p>
+    <w:p>
+      <w:pPr>
+        <w:pStyle w:val="Compact"/>
+        <w:numPr>
+          <w:ilvl w:val="1"/>
+          <w:numId w:val="1018"/>
+        </w:numPr>
+      </w:pPr>
+      <w:r>
+        <w:t xml:space="preserve">A trickier but more flexible option that we don’t teach you</w:t>
+      </w:r>
+    </w:p>
+    <w:p>
+      <w:pPr>
+        <w:pStyle w:val="Compact"/>
+        <w:numPr>
+          <w:ilvl w:val="1"/>
+          <w:numId w:val="1018"/>
+        </w:numPr>
+      </w:pPr>
+      <w:r>
+        <w:t xml:space="preserve">Manually set contrasts</w:t>
+      </w:r>
+    </w:p>
+    <w:p>
+      <w:pPr>
+        <w:pStyle w:val="Compact"/>
+        <w:numPr>
+          <w:ilvl w:val="1"/>
+          <w:numId w:val="1018"/>
+        </w:numPr>
+      </w:pPr>
+      <w:r>
+        <w:t xml:space="preserve">Can get parameter estimates, diagnostic plots, and robust methods</w:t>
+      </w:r>
+    </w:p>
+    <w:bookmarkEnd w:id="54"/>
+    <w:bookmarkStart w:id="58" w:name="slide-21"/>
+    <w:p>
+      <w:pPr>
+        <w:pStyle w:val="Heading2"/>
+      </w:pPr>
+      <w:r>
+        <w:t xml:space="preserve">Slide 21</w:t>
       </w:r>
     </w:p>
     <w:p>
@@ -5293,273 +4982,20 @@
       <w:r>
         <w:drawing>
           <wp:inline>
-            <wp:extent cx="5334000" cy="2999158"/>
+            <wp:extent cx="5334000" cy="4654990"/>
             <wp:effectExtent b="0" l="0" r="0" t="0"/>
-            <wp:docPr descr="Image: spaceship light ppt hex (no description provided yet)" title="" id="75" name="Picture"/>
+            <wp:docPr descr="Image: dsr2 fig 04 39 workflow (no description provided yet)" title="" id="56" name="Picture"/>
             <a:graphic>
               <a:graphicData uri="http://schemas.openxmlformats.org/drawingml/2006/picture">
                 <pic:pic>
                   <pic:nvPicPr>
-                    <pic:cNvPr descr="images/spaceship_light_ppt_hex.jpg" id="76" name="Picture"/>
+                    <pic:cNvPr descr="images/dsr2_fig_04_39_workflow.png" id="57" name="Picture"/>
                     <pic:cNvPicPr>
                       <a:picLocks noChangeArrowheads="1" noChangeAspect="1"/>
                     </pic:cNvPicPr>
                   </pic:nvPicPr>
                   <pic:blipFill>
-                    <a:blip r:embed="rId29"/>
-                    <a:stretch>
-                      <a:fillRect/>
-                    </a:stretch>
-                  </pic:blipFill>
-                  <pic:spPr bwMode="auto">
-                    <a:xfrm>
-                      <a:off x="0" y="0"/>
-                      <a:ext cx="5334000" cy="2999158"/>
-                    </a:xfrm>
-                    <a:prstGeom prst="rect">
-                      <a:avLst/>
-                    </a:prstGeom>
-                    <a:noFill/>
-                    <a:ln w="9525">
-                      <a:noFill/>
-                      <a:headEnd/>
-                      <a:tailEnd/>
-                    </a:ln>
-                  </pic:spPr>
-                </pic:pic>
-              </a:graphicData>
-            </a:graphic>
-          </wp:inline>
-        </w:drawing>
-      </w:r>
-    </w:p>
-    <w:p>
-      <w:pPr>
-        <w:pStyle w:val="Compact"/>
-        <w:numPr>
-          <w:ilvl w:val="0"/>
-          <w:numId w:val="1016"/>
-        </w:numPr>
-      </w:pPr>
-      <w:r>
-        <w:t xml:space="preserve">The</w:t>
-      </w:r>
-      <w:r>
-        <w:t xml:space="preserve"> </w:t>
-      </w:r>
-      <w:r>
-        <w:rPr>
-          <w:rStyle w:val="VerbatimChar"/>
-        </w:rPr>
-        <w:t xml:space="preserve">afex::aov_4()</w:t>
-      </w:r>
-      <w:r>
-        <w:t xml:space="preserve"> </w:t>
-      </w:r>
-      <w:r>
-        <w:t xml:space="preserve">function</w:t>
-      </w:r>
-    </w:p>
-    <w:p>
-      <w:pPr>
-        <w:pStyle w:val="Compact"/>
-        <w:numPr>
-          <w:ilvl w:val="1"/>
-          <w:numId w:val="1017"/>
-        </w:numPr>
-      </w:pPr>
-      <w:r>
-        <w:t xml:space="preserve">Specify the repeated measures with</w:t>
-      </w:r>
-      <w:r>
-        <w:t xml:space="preserve"> </w:t>
-      </w:r>
-      <w:r>
-        <w:rPr>
-          <w:rStyle w:val="VerbatimChar"/>
-        </w:rPr>
-        <w:t xml:space="preserve">(rm_predictors|id_var)</w:t>
-      </w:r>
-    </w:p>
-    <w:p>
-      <w:pPr>
-        <w:pStyle w:val="Compact"/>
-        <w:numPr>
-          <w:ilvl w:val="1"/>
-          <w:numId w:val="1017"/>
-        </w:numPr>
-      </w:pPr>
-      <w:r>
-        <w:t xml:space="preserve">Automatically sets contrasts</w:t>
-      </w:r>
-    </w:p>
-    <w:p>
-      <w:pPr>
-        <w:pStyle w:val="Compact"/>
-        <w:numPr>
-          <w:ilvl w:val="1"/>
-          <w:numId w:val="1017"/>
-        </w:numPr>
-      </w:pPr>
-      <w:r>
-        <w:t xml:space="preserve">Built in interaction plot with</w:t>
-      </w:r>
-      <w:r>
-        <w:t xml:space="preserve"> </w:t>
-      </w:r>
-      <w:r>
-        <w:rPr>
-          <w:rStyle w:val="VerbatimChar"/>
-        </w:rPr>
-        <w:t xml:space="preserve">afex_plot()</w:t>
-      </w:r>
-    </w:p>
-    <w:p>
-      <w:pPr>
-        <w:pStyle w:val="Compact"/>
-        <w:numPr>
-          <w:ilvl w:val="1"/>
-          <w:numId w:val="1017"/>
-        </w:numPr>
-      </w:pPr>
-      <w:r>
-        <w:t xml:space="preserve">But … no parameter estimates, limited diagnostic plots, no robust methods</w:t>
-      </w:r>
-    </w:p>
-    <w:p>
-      <w:pPr>
-        <w:numPr>
-          <w:ilvl w:val="0"/>
-          <w:numId w:val="1016"/>
-        </w:numPr>
-      </w:pPr>
-      <w:r>
-        <w:t xml:space="preserve">Use</w:t>
-      </w:r>
-      <w:r>
-        <w:t xml:space="preserve"> </w:t>
-      </w:r>
-      <w:r>
-        <w:rPr>
-          <w:rStyle w:val="VerbatimChar"/>
-        </w:rPr>
-        <w:t xml:space="preserve">glmmTMB::glmmTMB()</w:t>
-      </w:r>
-    </w:p>
-    <w:p>
-      <w:pPr>
-        <w:pStyle w:val="Compact"/>
-        <w:numPr>
-          <w:ilvl w:val="1"/>
-          <w:numId w:val="1018"/>
-        </w:numPr>
-      </w:pPr>
-      <w:r>
-        <w:t xml:space="preserve">A trickier but more flexible option that we don’t teach you</w:t>
-      </w:r>
-    </w:p>
-    <w:p>
-      <w:pPr>
-        <w:pStyle w:val="Compact"/>
-        <w:numPr>
-          <w:ilvl w:val="1"/>
-          <w:numId w:val="1018"/>
-        </w:numPr>
-      </w:pPr>
-      <w:r>
-        <w:t xml:space="preserve">Manually set contrasts</w:t>
-      </w:r>
-    </w:p>
-    <w:p>
-      <w:pPr>
-        <w:pStyle w:val="Compact"/>
-        <w:numPr>
-          <w:ilvl w:val="1"/>
-          <w:numId w:val="1018"/>
-        </w:numPr>
-      </w:pPr>
-      <w:r>
-        <w:t xml:space="preserve">Can get parameter estimates, diagnostic plots, and robust methods</w:t>
-      </w:r>
-    </w:p>
-    <w:bookmarkEnd w:id="77"/>
-    <w:bookmarkStart w:id="83" w:name="slide-21"/>
-    <w:p>
-      <w:pPr>
-        <w:pStyle w:val="Heading2"/>
-      </w:pPr>
-      <w:r>
-        <w:t xml:space="preserve">Slide 21</w:t>
-      </w:r>
-    </w:p>
-    <w:p>
-      <w:pPr>
-        <w:pStyle w:val="FirstParagraph"/>
-      </w:pPr>
-      <w:r>
-        <w:drawing>
-          <wp:inline>
-            <wp:extent cx="5334000" cy="2999158"/>
-            <wp:effectExtent b="0" l="0" r="0" t="0"/>
-            <wp:docPr descr="Image: spaceship light ppt hex (no description provided yet)" title="" id="78" name="Picture"/>
-            <a:graphic>
-              <a:graphicData uri="http://schemas.openxmlformats.org/drawingml/2006/picture">
-                <pic:pic>
-                  <pic:nvPicPr>
-                    <pic:cNvPr descr="images/spaceship_light_ppt_hex.jpg" id="79" name="Picture"/>
-                    <pic:cNvPicPr>
-                      <a:picLocks noChangeArrowheads="1" noChangeAspect="1"/>
-                    </pic:cNvPicPr>
-                  </pic:nvPicPr>
-                  <pic:blipFill>
-                    <a:blip r:embed="rId29"/>
-                    <a:stretch>
-                      <a:fillRect/>
-                    </a:stretch>
-                  </pic:blipFill>
-                  <pic:spPr bwMode="auto">
-                    <a:xfrm>
-                      <a:off x="0" y="0"/>
-                      <a:ext cx="5334000" cy="2999158"/>
-                    </a:xfrm>
-                    <a:prstGeom prst="rect">
-                      <a:avLst/>
-                    </a:prstGeom>
-                    <a:noFill/>
-                    <a:ln w="9525">
-                      <a:noFill/>
-                      <a:headEnd/>
-                      <a:tailEnd/>
-                    </a:ln>
-                  </pic:spPr>
-                </pic:pic>
-              </a:graphicData>
-            </a:graphic>
-          </wp:inline>
-        </w:drawing>
-      </w:r>
-    </w:p>
-    <w:p>
-      <w:pPr>
-        <w:pStyle w:val="BodyText"/>
-      </w:pPr>
-      <w:r>
-        <w:drawing>
-          <wp:inline>
-            <wp:extent cx="5334000" cy="4654990"/>
-            <wp:effectExtent b="0" l="0" r="0" t="0"/>
-            <wp:docPr descr="Image: dsr2 fig 04 39 workflow (no description provided yet)" title="" id="81" name="Picture"/>
-            <a:graphic>
-              <a:graphicData uri="http://schemas.openxmlformats.org/drawingml/2006/picture">
-                <pic:pic>
-                  <pic:nvPicPr>
-                    <pic:cNvPr descr="images/dsr2_fig_04_39_workflow.png" id="82" name="Picture"/>
-                    <pic:cNvPicPr>
-                      <a:picLocks noChangeArrowheads="1" noChangeAspect="1"/>
-                    </pic:cNvPicPr>
-                  </pic:nvPicPr>
-                  <pic:blipFill>
-                    <a:blip r:embed="rId80"/>
+                    <a:blip r:embed="rId55"/>
                     <a:stretch>
                       <a:fillRect/>
                     </a:stretch>
@@ -5586,61 +5022,14 @@
         </w:drawing>
       </w:r>
     </w:p>
-    <w:bookmarkEnd w:id="83"/>
-    <w:bookmarkStart w:id="89" w:name="slide-22-load-and-look"/>
+    <w:bookmarkEnd w:id="58"/>
+    <w:bookmarkStart w:id="62" w:name="slide-22-load-and-look"/>
     <w:p>
       <w:pPr>
         <w:pStyle w:val="Heading2"/>
       </w:pPr>
       <w:r>
         <w:t xml:space="preserve">Slide 22: Load and Look</w:t>
-      </w:r>
-    </w:p>
-    <w:p>
-      <w:pPr>
-        <w:pStyle w:val="FirstParagraph"/>
-      </w:pPr>
-      <w:r>
-        <w:drawing>
-          <wp:inline>
-            <wp:extent cx="5334000" cy="2999158"/>
-            <wp:effectExtent b="0" l="0" r="0" t="0"/>
-            <wp:docPr descr="Image: spaceship light ppt hex (no description provided yet)" title="" id="84" name="Picture"/>
-            <a:graphic>
-              <a:graphicData uri="http://schemas.openxmlformats.org/drawingml/2006/picture">
-                <pic:pic>
-                  <pic:nvPicPr>
-                    <pic:cNvPr descr="images/spaceship_light_ppt_hex.jpg" id="85" name="Picture"/>
-                    <pic:cNvPicPr>
-                      <a:picLocks noChangeArrowheads="1" noChangeAspect="1"/>
-                    </pic:cNvPicPr>
-                  </pic:nvPicPr>
-                  <pic:blipFill>
-                    <a:blip r:embed="rId29"/>
-                    <a:stretch>
-                      <a:fillRect/>
-                    </a:stretch>
-                  </pic:blipFill>
-                  <pic:spPr bwMode="auto">
-                    <a:xfrm>
-                      <a:off x="0" y="0"/>
-                      <a:ext cx="5334000" cy="2999158"/>
-                    </a:xfrm>
-                    <a:prstGeom prst="rect">
-                      <a:avLst/>
-                    </a:prstGeom>
-                    <a:noFill/>
-                    <a:ln w="9525">
-                      <a:noFill/>
-                      <a:headEnd/>
-                      <a:tailEnd/>
-                    </a:ln>
-                  </pic:spPr>
-                </pic:pic>
-              </a:graphicData>
-            </a:graphic>
-          </wp:inline>
-        </w:drawing>
       </w:r>
     </w:p>
     <w:p>
@@ -6331,18 +5720,18 @@
           <wp:inline>
             <wp:extent cx="532125" cy="636104"/>
             <wp:effectExtent b="0" l="0" r="0" t="0"/>
-            <wp:docPr descr="Image: l hex (no description provided yet)" title="" id="87" name="Picture"/>
+            <wp:docPr descr="Image: l hex (no description provided yet)" title="" id="60" name="Picture"/>
             <a:graphic>
               <a:graphicData uri="http://schemas.openxmlformats.org/drawingml/2006/picture">
                 <pic:pic>
                   <pic:nvPicPr>
-                    <pic:cNvPr descr="images/l_hex.png" id="88" name="Picture"/>
+                    <pic:cNvPr descr="images/l_hex.png" id="61" name="Picture"/>
                     <pic:cNvPicPr>
                       <a:picLocks noChangeArrowheads="1" noChangeAspect="1"/>
                     </pic:cNvPicPr>
                   </pic:nvPicPr>
                   <pic:blipFill>
-                    <a:blip r:embed="rId86"/>
+                    <a:blip r:embed="rId59"/>
                     <a:stretch>
                       <a:fillRect/>
                     </a:stretch>
@@ -6369,8 +5758,8 @@
         </w:drawing>
       </w:r>
     </w:p>
-    <w:bookmarkEnd w:id="89"/>
-    <w:bookmarkStart w:id="98" w:name="slide-23-visualize"/>
+    <w:bookmarkEnd w:id="62"/>
+    <w:bookmarkStart w:id="69" w:name="slide-23-visualize"/>
     <w:p>
       <w:pPr>
         <w:pStyle w:val="Heading2"/>
@@ -6386,67 +5775,20 @@
       <w:r>
         <w:drawing>
           <wp:inline>
-            <wp:extent cx="5334000" cy="2999158"/>
+            <wp:extent cx="5334000" cy="2667000"/>
             <wp:effectExtent b="0" l="0" r="0" t="0"/>
-            <wp:docPr descr="Image: spaceship light ppt hex (no description provided yet)" title="" id="90" name="Picture"/>
+            <wp:docPr descr="Plot (no description provided yet)" title="" id="64" name="Picture"/>
             <a:graphic>
               <a:graphicData uri="http://schemas.openxmlformats.org/drawingml/2006/picture">
                 <pic:pic>
                   <pic:nvPicPr>
-                    <pic:cNvPr descr="images/spaceship_light_ppt_hex.jpg" id="91" name="Picture"/>
+                    <pic:cNvPr descr="images/repeated_measures_afex_slide023_unnamed-chunk-7-1.png" id="65" name="Picture"/>
                     <pic:cNvPicPr>
                       <a:picLocks noChangeArrowheads="1" noChangeAspect="1"/>
                     </pic:cNvPicPr>
                   </pic:nvPicPr>
                   <pic:blipFill>
-                    <a:blip r:embed="rId29"/>
-                    <a:stretch>
-                      <a:fillRect/>
-                    </a:stretch>
-                  </pic:blipFill>
-                  <pic:spPr bwMode="auto">
-                    <a:xfrm>
-                      <a:off x="0" y="0"/>
-                      <a:ext cx="5334000" cy="2999158"/>
-                    </a:xfrm>
-                    <a:prstGeom prst="rect">
-                      <a:avLst/>
-                    </a:prstGeom>
-                    <a:noFill/>
-                    <a:ln w="9525">
-                      <a:noFill/>
-                      <a:headEnd/>
-                      <a:tailEnd/>
-                    </a:ln>
-                  </pic:spPr>
-                </pic:pic>
-              </a:graphicData>
-            </a:graphic>
-          </wp:inline>
-        </w:drawing>
-      </w:r>
-    </w:p>
-    <w:p>
-      <w:pPr>
-        <w:pStyle w:val="BodyText"/>
-      </w:pPr>
-      <w:r>
-        <w:drawing>
-          <wp:inline>
-            <wp:extent cx="5334000" cy="2667000"/>
-            <wp:effectExtent b="0" l="0" r="0" t="0"/>
-            <wp:docPr descr="Plot (no description provided yet)" title="" id="93" name="Picture"/>
-            <a:graphic>
-              <a:graphicData uri="http://schemas.openxmlformats.org/drawingml/2006/picture">
-                <pic:pic>
-                  <pic:nvPicPr>
-                    <pic:cNvPr descr="images/repeated_measures_afex_slide023_unnamed-chunk-7-1.png" id="94" name="Picture"/>
-                    <pic:cNvPicPr>
-                      <a:picLocks noChangeArrowheads="1" noChangeAspect="1"/>
-                    </pic:cNvPicPr>
-                  </pic:nvPicPr>
-                  <pic:blipFill>
-                    <a:blip r:embed="rId92"/>
+                    <a:blip r:embed="rId63"/>
                     <a:stretch>
                       <a:fillRect/>
                     </a:stretch>
@@ -6482,18 +5824,18 @@
           <wp:inline>
             <wp:extent cx="532125" cy="648337"/>
             <wp:effectExtent b="0" l="0" r="0" t="0"/>
-            <wp:docPr descr="Image: v hex (no description provided yet)" title="" id="96" name="Picture"/>
+            <wp:docPr descr="Image: v hex (no description provided yet)" title="" id="67" name="Picture"/>
             <a:graphic>
               <a:graphicData uri="http://schemas.openxmlformats.org/drawingml/2006/picture">
                 <pic:pic>
                   <pic:nvPicPr>
-                    <pic:cNvPr descr="images/v_hex.png" id="97" name="Picture"/>
+                    <pic:cNvPr descr="images/v_hex.png" id="68" name="Picture"/>
                     <pic:cNvPicPr>
                       <a:picLocks noChangeArrowheads="1" noChangeAspect="1"/>
                     </pic:cNvPicPr>
                   </pic:nvPicPr>
                   <pic:blipFill>
-                    <a:blip r:embed="rId95"/>
+                    <a:blip r:embed="rId66"/>
                     <a:stretch>
                       <a:fillRect/>
                     </a:stretch>
@@ -6520,8 +5862,8 @@
         </w:drawing>
       </w:r>
     </w:p>
-    <w:bookmarkEnd w:id="98"/>
-    <w:bookmarkStart w:id="102" w:name="slide-24-fit-the-model-contrasts"/>
+    <w:bookmarkEnd w:id="69"/>
+    <w:bookmarkStart w:id="70" w:name="slide-24-fit-the-model-contrasts"/>
     <w:p>
       <w:pPr>
         <w:pStyle w:val="Heading2"/>
@@ -6533,53 +5875,6 @@
     <w:p>
       <w:pPr>
         <w:pStyle w:val="FirstParagraph"/>
-      </w:pPr>
-      <w:r>
-        <w:drawing>
-          <wp:inline>
-            <wp:extent cx="5334000" cy="2999158"/>
-            <wp:effectExtent b="0" l="0" r="0" t="0"/>
-            <wp:docPr descr="Image: spaceship light 2 ppt hex (no description provided yet)" title="" id="100" name="Picture"/>
-            <a:graphic>
-              <a:graphicData uri="http://schemas.openxmlformats.org/drawingml/2006/picture">
-                <pic:pic>
-                  <pic:nvPicPr>
-                    <pic:cNvPr descr="images/spaceship_light_2_ppt_hex.jpg" id="101" name="Picture"/>
-                    <pic:cNvPicPr>
-                      <a:picLocks noChangeArrowheads="1" noChangeAspect="1"/>
-                    </pic:cNvPicPr>
-                  </pic:nvPicPr>
-                  <pic:blipFill>
-                    <a:blip r:embed="rId99"/>
-                    <a:stretch>
-                      <a:fillRect/>
-                    </a:stretch>
-                  </pic:blipFill>
-                  <pic:spPr bwMode="auto">
-                    <a:xfrm>
-                      <a:off x="0" y="0"/>
-                      <a:ext cx="5334000" cy="2999158"/>
-                    </a:xfrm>
-                    <a:prstGeom prst="rect">
-                      <a:avLst/>
-                    </a:prstGeom>
-                    <a:noFill/>
-                    <a:ln w="9525">
-                      <a:noFill/>
-                      <a:headEnd/>
-                      <a:tailEnd/>
-                    </a:ln>
-                  </pic:spPr>
-                </pic:pic>
-              </a:graphicData>
-            </a:graphic>
-          </wp:inline>
-        </w:drawing>
-      </w:r>
-    </w:p>
-    <w:p>
-      <w:pPr>
-        <w:pStyle w:val="BodyText"/>
       </w:pPr>
       <w:r>
         <w:t xml:space="preserve">If the dog training has been successful then we’d expect sniffer dogs to make more vocalizations when sniffing alien entities than non alien-entities.</w:t>
@@ -6913,8 +6208,8 @@
         </w:tc>
       </w:tr>
     </w:tbl>
-    <w:bookmarkEnd w:id="102"/>
-    <w:bookmarkStart w:id="105" w:name="slide-25-fitting-the-model"/>
+    <w:bookmarkEnd w:id="70"/>
+    <w:bookmarkStart w:id="71" w:name="slide-25-fitting-the-model"/>
     <w:p>
       <w:pPr>
         <w:pStyle w:val="Heading2"/>
@@ -6925,53 +6220,6 @@
     </w:p>
     <w:p>
       <w:pPr>
-        <w:pStyle w:val="FirstParagraph"/>
-      </w:pPr>
-      <w:r>
-        <w:drawing>
-          <wp:inline>
-            <wp:extent cx="5334000" cy="2999158"/>
-            <wp:effectExtent b="0" l="0" r="0" t="0"/>
-            <wp:docPr descr="Image: spaceship light 2 ppt hex (no description provided yet)" title="" id="103" name="Picture"/>
-            <a:graphic>
-              <a:graphicData uri="http://schemas.openxmlformats.org/drawingml/2006/picture">
-                <pic:pic>
-                  <pic:nvPicPr>
-                    <pic:cNvPr descr="images/spaceship_light_2_ppt_hex.jpg" id="104" name="Picture"/>
-                    <pic:cNvPicPr>
-                      <a:picLocks noChangeArrowheads="1" noChangeAspect="1"/>
-                    </pic:cNvPicPr>
-                  </pic:nvPicPr>
-                  <pic:blipFill>
-                    <a:blip r:embed="rId99"/>
-                    <a:stretch>
-                      <a:fillRect/>
-                    </a:stretch>
-                  </pic:blipFill>
-                  <pic:spPr bwMode="auto">
-                    <a:xfrm>
-                      <a:off x="0" y="0"/>
-                      <a:ext cx="5334000" cy="2999158"/>
-                    </a:xfrm>
-                    <a:prstGeom prst="rect">
-                      <a:avLst/>
-                    </a:prstGeom>
-                    <a:noFill/>
-                    <a:ln w="9525">
-                      <a:noFill/>
-                      <a:headEnd/>
-                      <a:tailEnd/>
-                    </a:ln>
-                  </pic:spPr>
-                </pic:pic>
-              </a:graphicData>
-            </a:graphic>
-          </wp:inline>
-        </w:drawing>
-      </w:r>
-    </w:p>
-    <w:p>
-      <w:pPr>
         <w:pStyle w:val="SourceCode"/>
       </w:pPr>
       <w:r>
@@ -7068,61 +6316,14 @@
         <w:t xml:space="preserve"> sniff_tib)</w:t>
       </w:r>
     </w:p>
-    <w:bookmarkEnd w:id="105"/>
-    <w:bookmarkStart w:id="111" w:name="slide-26-evaluate-fit"/>
+    <w:bookmarkEnd w:id="71"/>
+    <w:bookmarkStart w:id="75" w:name="slide-26-evaluate-fit"/>
     <w:p>
       <w:pPr>
         <w:pStyle w:val="Heading2"/>
       </w:pPr>
       <w:r>
         <w:t xml:space="preserve">Slide 26: Evaluate fit</w:t>
-      </w:r>
-    </w:p>
-    <w:p>
-      <w:pPr>
-        <w:pStyle w:val="FirstParagraph"/>
-      </w:pPr>
-      <w:r>
-        <w:drawing>
-          <wp:inline>
-            <wp:extent cx="5334000" cy="2999158"/>
-            <wp:effectExtent b="0" l="0" r="0" t="0"/>
-            <wp:docPr descr="Image: spaceship light 2 ppt hex (no description provided yet)" title="" id="106" name="Picture"/>
-            <a:graphic>
-              <a:graphicData uri="http://schemas.openxmlformats.org/drawingml/2006/picture">
-                <pic:pic>
-                  <pic:nvPicPr>
-                    <pic:cNvPr descr="images/spaceship_light_2_ppt_hex.jpg" id="107" name="Picture"/>
-                    <pic:cNvPicPr>
-                      <a:picLocks noChangeArrowheads="1" noChangeAspect="1"/>
-                    </pic:cNvPicPr>
-                  </pic:nvPicPr>
-                  <pic:blipFill>
-                    <a:blip r:embed="rId99"/>
-                    <a:stretch>
-                      <a:fillRect/>
-                    </a:stretch>
-                  </pic:blipFill>
-                  <pic:spPr bwMode="auto">
-                    <a:xfrm>
-                      <a:off x="0" y="0"/>
-                      <a:ext cx="5334000" cy="2999158"/>
-                    </a:xfrm>
-                    <a:prstGeom prst="rect">
-                      <a:avLst/>
-                    </a:prstGeom>
-                    <a:noFill/>
-                    <a:ln w="9525">
-                      <a:noFill/>
-                      <a:headEnd/>
-                      <a:tailEnd/>
-                    </a:ln>
-                  </pic:spPr>
-                </pic:pic>
-              </a:graphicData>
-            </a:graphic>
-          </wp:inline>
-        </w:drawing>
       </w:r>
     </w:p>
     <w:p>
@@ -7530,18 +6731,18 @@
           <wp:inline>
             <wp:extent cx="532125" cy="636104"/>
             <wp:effectExtent b="0" l="0" r="0" t="0"/>
-            <wp:docPr descr="Image: e hex (no description provided yet)" title="" id="109" name="Picture"/>
+            <wp:docPr descr="Image: e hex (no description provided yet)" title="" id="73" name="Picture"/>
             <a:graphic>
               <a:graphicData uri="http://schemas.openxmlformats.org/drawingml/2006/picture">
                 <pic:pic>
                   <pic:nvPicPr>
-                    <pic:cNvPr descr="images/e_hex.png" id="110" name="Picture"/>
+                    <pic:cNvPr descr="images/e_hex.png" id="74" name="Picture"/>
                     <pic:cNvPicPr>
                       <a:picLocks noChangeArrowheads="1" noChangeAspect="1"/>
                     </pic:cNvPicPr>
                   </pic:nvPicPr>
                   <pic:blipFill>
-                    <a:blip r:embed="rId108"/>
+                    <a:blip r:embed="rId72"/>
                     <a:stretch>
                       <a:fillRect/>
                     </a:stretch>
@@ -7568,14 +6769,31 @@
         </w:drawing>
       </w:r>
     </w:p>
-    <w:bookmarkEnd w:id="111"/>
-    <w:bookmarkStart w:id="117" w:name="slide-27-evaluate-assumptions"/>
+    <w:bookmarkEnd w:id="75"/>
+    <w:bookmarkStart w:id="79" w:name="slide-27-evaluate-assumptions"/>
     <w:p>
       <w:pPr>
         <w:pStyle w:val="Heading2"/>
       </w:pPr>
       <w:r>
         <w:t xml:space="preserve">Slide 27: Evaluate assumptions</w:t>
+      </w:r>
+    </w:p>
+    <w:p>
+      <w:pPr>
+        <w:pStyle w:val="SourceCode"/>
+      </w:pPr>
+      <w:r>
+        <w:rPr>
+          <w:rStyle w:val="FunctionTok"/>
+        </w:rPr>
+        <w:t xml:space="preserve">check_model</w:t>
+      </w:r>
+      <w:r>
+        <w:rPr>
+          <w:rStyle w:val="NormalTok"/>
+        </w:rPr>
+        <w:t xml:space="preserve">(sniff_afx)</w:t>
       </w:r>
     </w:p>
     <w:p>
@@ -7585,84 +6803,20 @@
       <w:r>
         <w:drawing>
           <wp:inline>
-            <wp:extent cx="5334000" cy="2999158"/>
+            <wp:extent cx="5334000" cy="4572000"/>
             <wp:effectExtent b="0" l="0" r="0" t="0"/>
-            <wp:docPr descr="Image: spaceship light 2 ppt hex (no description provided yet)" title="" id="112" name="Picture"/>
+            <wp:docPr descr="Plot (no description provided yet)" title="" id="77" name="Picture"/>
             <a:graphic>
               <a:graphicData uri="http://schemas.openxmlformats.org/drawingml/2006/picture">
                 <pic:pic>
                   <pic:nvPicPr>
-                    <pic:cNvPr descr="images/spaceship_light_2_ppt_hex.jpg" id="113" name="Picture"/>
+                    <pic:cNvPr descr="images/repeated_measures_afex_slide027_unnamed-chunk-13-1.png" id="78" name="Picture"/>
                     <pic:cNvPicPr>
                       <a:picLocks noChangeArrowheads="1" noChangeAspect="1"/>
                     </pic:cNvPicPr>
                   </pic:nvPicPr>
                   <pic:blipFill>
-                    <a:blip r:embed="rId99"/>
-                    <a:stretch>
-                      <a:fillRect/>
-                    </a:stretch>
-                  </pic:blipFill>
-                  <pic:spPr bwMode="auto">
-                    <a:xfrm>
-                      <a:off x="0" y="0"/>
-                      <a:ext cx="5334000" cy="2999158"/>
-                    </a:xfrm>
-                    <a:prstGeom prst="rect">
-                      <a:avLst/>
-                    </a:prstGeom>
-                    <a:noFill/>
-                    <a:ln w="9525">
-                      <a:noFill/>
-                      <a:headEnd/>
-                      <a:tailEnd/>
-                    </a:ln>
-                  </pic:spPr>
-                </pic:pic>
-              </a:graphicData>
-            </a:graphic>
-          </wp:inline>
-        </w:drawing>
-      </w:r>
-    </w:p>
-    <w:p>
-      <w:pPr>
-        <w:pStyle w:val="SourceCode"/>
-      </w:pPr>
-      <w:r>
-        <w:rPr>
-          <w:rStyle w:val="FunctionTok"/>
-        </w:rPr>
-        <w:t xml:space="preserve">check_model</w:t>
-      </w:r>
-      <w:r>
-        <w:rPr>
-          <w:rStyle w:val="NormalTok"/>
-        </w:rPr>
-        <w:t xml:space="preserve">(sniff_afx)</w:t>
-      </w:r>
-    </w:p>
-    <w:p>
-      <w:pPr>
-        <w:pStyle w:val="FirstParagraph"/>
-      </w:pPr>
-      <w:r>
-        <w:drawing>
-          <wp:inline>
-            <wp:extent cx="5334000" cy="4572000"/>
-            <wp:effectExtent b="0" l="0" r="0" t="0"/>
-            <wp:docPr descr="Plot (no description provided yet)" title="" id="115" name="Picture"/>
-            <a:graphic>
-              <a:graphicData uri="http://schemas.openxmlformats.org/drawingml/2006/picture">
-                <pic:pic>
-                  <pic:nvPicPr>
-                    <pic:cNvPr descr="images/repeated_measures_afex_slide027_unnamed-chunk-13-1.png" id="116" name="Picture"/>
-                    <pic:cNvPicPr>
-                      <a:picLocks noChangeArrowheads="1" noChangeAspect="1"/>
-                    </pic:cNvPicPr>
-                  </pic:nvPicPr>
-                  <pic:blipFill>
-                    <a:blip r:embed="rId114"/>
+                    <a:blip r:embed="rId76"/>
                     <a:stretch>
                       <a:fillRect/>
                     </a:stretch>
@@ -7689,14 +6843,63 @@
         </w:drawing>
       </w:r>
     </w:p>
-    <w:bookmarkEnd w:id="117"/>
-    <w:bookmarkStart w:id="123" w:name="slide-28-interpret"/>
+    <w:bookmarkEnd w:id="79"/>
+    <w:bookmarkStart w:id="83" w:name="slide-28-interpret"/>
     <w:p>
       <w:pPr>
         <w:pStyle w:val="Heading2"/>
       </w:pPr>
       <w:r>
         <w:t xml:space="preserve">Slide 28: Interpret</w:t>
+      </w:r>
+    </w:p>
+    <w:p>
+      <w:pPr>
+        <w:pStyle w:val="BlockText"/>
+      </w:pPr>
+      <w:r>
+        <w:rPr>
+          <w:b/>
+          <w:bCs/>
+        </w:rPr>
+        <w:t xml:space="preserve">Warning: The danger zone!</w:t>
+      </w:r>
+    </w:p>
+    <w:p>
+      <w:pPr>
+        <w:pStyle w:val="Compact"/>
+        <w:numPr>
+          <w:ilvl w:val="0"/>
+          <w:numId w:val="1021"/>
+        </w:numPr>
+      </w:pPr>
+      <w:r>
+        <w:t xml:space="preserve">At this point we would stop interpreting the results</w:t>
+      </w:r>
+      <w:r>
+        <w:t xml:space="preserve"> </w:t>
+      </w:r>
+      <w:r>
+        <w:rPr>
+          <w:b/>
+          <w:bCs/>
+        </w:rPr>
+        <w:t xml:space="preserve">because the overall effect was non-significant</w:t>
+      </w:r>
+      <w:r>
+        <w:t xml:space="preserve">.</w:t>
+      </w:r>
+    </w:p>
+    <w:p>
+      <w:pPr>
+        <w:pStyle w:val="Compact"/>
+        <w:numPr>
+          <w:ilvl w:val="0"/>
+          <w:numId w:val="1021"/>
+        </w:numPr>
+      </w:pPr>
+      <w:r>
+        <w:t xml:space="preserve">What follows is for pedagogic kicks and giggles.</w:t>
       </w:r>
     </w:p>
     <w:p>
@@ -7706,116 +6909,20 @@
       <w:r>
         <w:drawing>
           <wp:inline>
-            <wp:extent cx="5334000" cy="2999158"/>
+            <wp:extent cx="519892" cy="636104"/>
             <wp:effectExtent b="0" l="0" r="0" t="0"/>
-            <wp:docPr descr="Image: spaceship light 2 ppt hex (no description provided yet)" title="" id="118" name="Picture"/>
+            <wp:docPr descr="Image: i hex (no description provided yet)" title="" id="81" name="Picture"/>
             <a:graphic>
               <a:graphicData uri="http://schemas.openxmlformats.org/drawingml/2006/picture">
                 <pic:pic>
                   <pic:nvPicPr>
-                    <pic:cNvPr descr="images/spaceship_light_2_ppt_hex.jpg" id="119" name="Picture"/>
+                    <pic:cNvPr descr="images/i_hex.png" id="82" name="Picture"/>
                     <pic:cNvPicPr>
                       <a:picLocks noChangeArrowheads="1" noChangeAspect="1"/>
                     </pic:cNvPicPr>
                   </pic:nvPicPr>
                   <pic:blipFill>
-                    <a:blip r:embed="rId99"/>
-                    <a:stretch>
-                      <a:fillRect/>
-                    </a:stretch>
-                  </pic:blipFill>
-                  <pic:spPr bwMode="auto">
-                    <a:xfrm>
-                      <a:off x="0" y="0"/>
-                      <a:ext cx="5334000" cy="2999158"/>
-                    </a:xfrm>
-                    <a:prstGeom prst="rect">
-                      <a:avLst/>
-                    </a:prstGeom>
-                    <a:noFill/>
-                    <a:ln w="9525">
-                      <a:noFill/>
-                      <a:headEnd/>
-                      <a:tailEnd/>
-                    </a:ln>
-                  </pic:spPr>
-                </pic:pic>
-              </a:graphicData>
-            </a:graphic>
-          </wp:inline>
-        </w:drawing>
-      </w:r>
-    </w:p>
-    <w:p>
-      <w:pPr>
-        <w:pStyle w:val="BlockText"/>
-      </w:pPr>
-      <w:r>
-        <w:rPr>
-          <w:b/>
-          <w:bCs/>
-        </w:rPr>
-        <w:t xml:space="preserve">Warning: The danger zone!</w:t>
-      </w:r>
-    </w:p>
-    <w:p>
-      <w:pPr>
-        <w:pStyle w:val="Compact"/>
-        <w:numPr>
-          <w:ilvl w:val="0"/>
-          <w:numId w:val="1021"/>
-        </w:numPr>
-      </w:pPr>
-      <w:r>
-        <w:t xml:space="preserve">At this point we would stop interpreting the results</w:t>
-      </w:r>
-      <w:r>
-        <w:t xml:space="preserve"> </w:t>
-      </w:r>
-      <w:r>
-        <w:rPr>
-          <w:b/>
-          <w:bCs/>
-        </w:rPr>
-        <w:t xml:space="preserve">because the overall effect was non-significant</w:t>
-      </w:r>
-      <w:r>
-        <w:t xml:space="preserve">.</w:t>
-      </w:r>
-    </w:p>
-    <w:p>
-      <w:pPr>
-        <w:pStyle w:val="Compact"/>
-        <w:numPr>
-          <w:ilvl w:val="0"/>
-          <w:numId w:val="1021"/>
-        </w:numPr>
-      </w:pPr>
-      <w:r>
-        <w:t xml:space="preserve">What follows is for pedagogic kicks and giggles.</w:t>
-      </w:r>
-    </w:p>
-    <w:p>
-      <w:pPr>
-        <w:pStyle w:val="FirstParagraph"/>
-      </w:pPr>
-      <w:r>
-        <w:drawing>
-          <wp:inline>
-            <wp:extent cx="519892" cy="636104"/>
-            <wp:effectExtent b="0" l="0" r="0" t="0"/>
-            <wp:docPr descr="Image: i hex (no description provided yet)" title="" id="121" name="Picture"/>
-            <a:graphic>
-              <a:graphicData uri="http://schemas.openxmlformats.org/drawingml/2006/picture">
-                <pic:pic>
-                  <pic:nvPicPr>
-                    <pic:cNvPr descr="images/i_hex.png" id="122" name="Picture"/>
-                    <pic:cNvPicPr>
-                      <a:picLocks noChangeArrowheads="1" noChangeAspect="1"/>
-                    </pic:cNvPicPr>
-                  </pic:nvPicPr>
-                  <pic:blipFill>
-                    <a:blip r:embed="rId120"/>
+                    <a:blip r:embed="rId80"/>
                     <a:stretch>
                       <a:fillRect/>
                     </a:stretch>
@@ -7842,61 +6949,14 @@
         </w:drawing>
       </w:r>
     </w:p>
-    <w:bookmarkEnd w:id="123"/>
-    <w:bookmarkStart w:id="128" w:name="slide-29-interpret-contrasts"/>
+    <w:bookmarkEnd w:id="83"/>
+    <w:bookmarkStart w:id="86" w:name="slide-29-interpret-contrasts"/>
     <w:p>
       <w:pPr>
         <w:pStyle w:val="Heading2"/>
       </w:pPr>
       <w:r>
         <w:t xml:space="preserve">Slide 29: Interpret contrasts</w:t>
-      </w:r>
-    </w:p>
-    <w:p>
-      <w:pPr>
-        <w:pStyle w:val="FirstParagraph"/>
-      </w:pPr>
-      <w:r>
-        <w:drawing>
-          <wp:inline>
-            <wp:extent cx="5334000" cy="2999158"/>
-            <wp:effectExtent b="0" l="0" r="0" t="0"/>
-            <wp:docPr descr="Image: spaceship light 2 ppt hex (no description provided yet)" title="" id="124" name="Picture"/>
-            <a:graphic>
-              <a:graphicData uri="http://schemas.openxmlformats.org/drawingml/2006/picture">
-                <pic:pic>
-                  <pic:nvPicPr>
-                    <pic:cNvPr descr="images/spaceship_light_2_ppt_hex.jpg" id="125" name="Picture"/>
-                    <pic:cNvPicPr>
-                      <a:picLocks noChangeArrowheads="1" noChangeAspect="1"/>
-                    </pic:cNvPicPr>
-                  </pic:nvPicPr>
-                  <pic:blipFill>
-                    <a:blip r:embed="rId99"/>
-                    <a:stretch>
-                      <a:fillRect/>
-                    </a:stretch>
-                  </pic:blipFill>
-                  <pic:spPr bwMode="auto">
-                    <a:xfrm>
-                      <a:off x="0" y="0"/>
-                      <a:ext cx="5334000" cy="2999158"/>
-                    </a:xfrm>
-                    <a:prstGeom prst="rect">
-                      <a:avLst/>
-                    </a:prstGeom>
-                    <a:noFill/>
-                    <a:ln w="9525">
-                      <a:noFill/>
-                      <a:headEnd/>
-                      <a:tailEnd/>
-                    </a:ln>
-                  </pic:spPr>
-                </pic:pic>
-              </a:graphicData>
-            </a:graphic>
-          </wp:inline>
-        </w:drawing>
       </w:r>
     </w:p>
     <w:p>
@@ -8910,18 +7970,18 @@
           <wp:inline>
             <wp:extent cx="519892" cy="636104"/>
             <wp:effectExtent b="0" l="0" r="0" t="0"/>
-            <wp:docPr descr="Image: i hex (no description provided yet)" title="" id="126" name="Picture"/>
+            <wp:docPr descr="Image: i hex (no description provided yet)" title="" id="84" name="Picture"/>
             <a:graphic>
               <a:graphicData uri="http://schemas.openxmlformats.org/drawingml/2006/picture">
                 <pic:pic>
                   <pic:nvPicPr>
-                    <pic:cNvPr descr="images/i_hex.png" id="127" name="Picture"/>
+                    <pic:cNvPr descr="images/i_hex.png" id="85" name="Picture"/>
                     <pic:cNvPicPr>
                       <a:picLocks noChangeArrowheads="1" noChangeAspect="1"/>
                     </pic:cNvPicPr>
                   </pic:nvPicPr>
                   <pic:blipFill>
-                    <a:blip r:embed="rId120"/>
+                    <a:blip r:embed="rId80"/>
                     <a:stretch>
                       <a:fillRect/>
                     </a:stretch>
@@ -8948,61 +8008,14 @@
         </w:drawing>
       </w:r>
     </w:p>
-    <w:bookmarkEnd w:id="128"/>
-    <w:bookmarkStart w:id="131" w:name="slide-30-interpret-post-hoc-tests"/>
+    <w:bookmarkEnd w:id="86"/>
+    <w:bookmarkStart w:id="87" w:name="slide-30-interpret-post-hoc-tests"/>
     <w:p>
       <w:pPr>
         <w:pStyle w:val="Heading2"/>
       </w:pPr>
       <w:r>
         <w:t xml:space="preserve">Slide 30: Interpret post hoc tests</w:t>
-      </w:r>
-    </w:p>
-    <w:p>
-      <w:pPr>
-        <w:pStyle w:val="FirstParagraph"/>
-      </w:pPr>
-      <w:r>
-        <w:drawing>
-          <wp:inline>
-            <wp:extent cx="5334000" cy="2999158"/>
-            <wp:effectExtent b="0" l="0" r="0" t="0"/>
-            <wp:docPr descr="Image: spaceship light 2 ppt hex (no description provided yet)" title="" id="129" name="Picture"/>
-            <a:graphic>
-              <a:graphicData uri="http://schemas.openxmlformats.org/drawingml/2006/picture">
-                <pic:pic>
-                  <pic:nvPicPr>
-                    <pic:cNvPr descr="images/spaceship_light_2_ppt_hex.jpg" id="130" name="Picture"/>
-                    <pic:cNvPicPr>
-                      <a:picLocks noChangeArrowheads="1" noChangeAspect="1"/>
-                    </pic:cNvPicPr>
-                  </pic:nvPicPr>
-                  <pic:blipFill>
-                    <a:blip r:embed="rId99"/>
-                    <a:stretch>
-                      <a:fillRect/>
-                    </a:stretch>
-                  </pic:blipFill>
-                  <pic:spPr bwMode="auto">
-                    <a:xfrm>
-                      <a:off x="0" y="0"/>
-                      <a:ext cx="5334000" cy="2999158"/>
-                    </a:xfrm>
-                    <a:prstGeom prst="rect">
-                      <a:avLst/>
-                    </a:prstGeom>
-                    <a:noFill/>
-                    <a:ln w="9525">
-                      <a:noFill/>
-                      <a:headEnd/>
-                      <a:tailEnd/>
-                    </a:ln>
-                  </pic:spPr>
-                </pic:pic>
-              </a:graphicData>
-            </a:graphic>
-          </wp:inline>
-        </w:drawing>
       </w:r>
     </w:p>
     <w:p>
@@ -9752,8 +8765,8 @@
         </w:tc>
       </w:tr>
     </w:tbl>
-    <w:bookmarkEnd w:id="131"/>
-    <w:bookmarkStart w:id="136" w:name="slide-31"/>
+    <w:bookmarkEnd w:id="87"/>
+    <w:bookmarkStart w:id="89" w:name="slide-31"/>
     <w:p>
       <w:pPr>
         <w:pStyle w:val="Heading2"/>
@@ -9767,59 +8780,12 @@
         <w:pStyle w:val="FirstParagraph"/>
       </w:pPr>
       <w:r>
-        <w:drawing>
-          <wp:inline>
-            <wp:extent cx="5334000" cy="2668788"/>
-            <wp:effectExtent b="0" l="0" r="0" t="0"/>
-            <wp:docPr descr="Image: daze mid still (no description provided yet)" title="" id="133" name="Picture"/>
-            <a:graphic>
-              <a:graphicData uri="http://schemas.openxmlformats.org/drawingml/2006/picture">
-                <pic:pic>
-                  <pic:nvPicPr>
-                    <pic:cNvPr descr="images/daze_mid_still.jpg" id="134" name="Picture"/>
-                    <pic:cNvPicPr>
-                      <a:picLocks noChangeArrowheads="1" noChangeAspect="1"/>
-                    </pic:cNvPicPr>
-                  </pic:nvPicPr>
-                  <pic:blipFill>
-                    <a:blip r:embed="rId132"/>
-                    <a:stretch>
-                      <a:fillRect/>
-                    </a:stretch>
-                  </pic:blipFill>
-                  <pic:spPr bwMode="auto">
-                    <a:xfrm>
-                      <a:off x="0" y="0"/>
-                      <a:ext cx="5334000" cy="2668788"/>
-                    </a:xfrm>
-                    <a:prstGeom prst="rect">
-                      <a:avLst/>
-                    </a:prstGeom>
-                    <a:noFill/>
-                    <a:ln w="9525">
-                      <a:noFill/>
-                      <a:headEnd/>
-                      <a:tailEnd/>
-                    </a:ln>
-                  </pic:spPr>
-                </pic:pic>
-              </a:graphicData>
-            </a:graphic>
-          </wp:inline>
-        </w:drawing>
-      </w:r>
-    </w:p>
-    <w:p>
-      <w:pPr>
-        <w:pStyle w:val="BodyText"/>
-      </w:pPr>
-      <w:r>
         <w:t xml:space="preserve">Audio clip:</w:t>
       </w:r>
       <w:r>
         <w:t xml:space="preserve"> </w:t>
       </w:r>
-      <w:hyperlink r:id="rId135">
+      <w:hyperlink r:id="rId88">
         <w:r>
           <w:rPr>
             <w:rStyle w:val="Hyperlink"/>
@@ -9828,8 +8794,8 @@
         </w:r>
       </w:hyperlink>
     </w:p>
-    <w:bookmarkEnd w:id="136"/>
-    <w:bookmarkStart w:id="138" w:name="slide-32"/>
+    <w:bookmarkEnd w:id="89"/>
+    <w:bookmarkStart w:id="91" w:name="slide-32"/>
     <w:p>
       <w:pPr>
         <w:pStyle w:val="Heading2"/>
@@ -9848,7 +8814,7 @@
       <w:r>
         <w:t xml:space="preserve"> </w:t>
       </w:r>
-      <w:hyperlink r:id="rId137">
+      <w:hyperlink r:id="rId90">
         <w:r>
           <w:rPr>
             <w:rStyle w:val="Hyperlink"/>
@@ -9857,8 +8823,8 @@
         </w:r>
       </w:hyperlink>
     </w:p>
-    <w:bookmarkEnd w:id="138"/>
-    <w:bookmarkStart w:id="140" w:name="slide-33"/>
+    <w:bookmarkEnd w:id="91"/>
+    <w:bookmarkStart w:id="93" w:name="slide-33"/>
     <w:p>
       <w:pPr>
         <w:pStyle w:val="Heading2"/>
@@ -9877,7 +8843,7 @@
       <w:r>
         <w:t xml:space="preserve"> </w:t>
       </w:r>
-      <w:hyperlink r:id="rId139">
+      <w:hyperlink r:id="rId92">
         <w:r>
           <w:rPr>
             <w:rStyle w:val="Hyperlink"/>
@@ -9886,8 +8852,8 @@
         </w:r>
       </w:hyperlink>
     </w:p>
-    <w:bookmarkEnd w:id="140"/>
-    <w:bookmarkStart w:id="142" w:name="slide-34"/>
+    <w:bookmarkEnd w:id="93"/>
+    <w:bookmarkStart w:id="95" w:name="slide-34"/>
     <w:p>
       <w:pPr>
         <w:pStyle w:val="Heading2"/>
@@ -9906,7 +8872,7 @@
       <w:r>
         <w:t xml:space="preserve"> </w:t>
       </w:r>
-      <w:hyperlink r:id="rId141">
+      <w:hyperlink r:id="rId94">
         <w:r>
           <w:rPr>
             <w:rStyle w:val="Hyperlink"/>
@@ -9915,14 +8881,270 @@
         </w:r>
       </w:hyperlink>
     </w:p>
-    <w:bookmarkEnd w:id="142"/>
-    <w:bookmarkStart w:id="145" w:name="Xcbb44347ee59133c5a685861f0c84478cd02705"/>
+    <w:bookmarkEnd w:id="95"/>
+    <w:bookmarkStart w:id="96" w:name="Xcbb44347ee59133c5a685861f0c84478cd02705"/>
     <w:p>
       <w:pPr>
         <w:pStyle w:val="Heading2"/>
       </w:pPr>
       <w:r>
         <w:t xml:space="preserve">Slide 35 (new section): Scenting a victory … factorial repeated measures designs</w:t>
+      </w:r>
+    </w:p>
+    <w:bookmarkEnd w:id="96"/>
+    <w:bookmarkStart w:id="100" w:name="X0b05cb6385235a4939eee9c10900ac69235c6e1"/>
+    <w:p>
+      <w:pPr>
+        <w:pStyle w:val="Heading2"/>
+      </w:pPr>
+      <w:r>
+        <w:t xml:space="preserve">Slide 36: Can scents distract the sniffer dogs?</w:t>
+      </w:r>
+    </w:p>
+    <w:p>
+      <w:pPr>
+        <w:pStyle w:val="Compact"/>
+        <w:numPr>
+          <w:ilvl w:val="0"/>
+          <w:numId w:val="1023"/>
+        </w:numPr>
+      </w:pPr>
+      <w:r>
+        <w:t xml:space="preserve">50 sniffer dogs</w:t>
+      </w:r>
+    </w:p>
+    <w:p>
+      <w:pPr>
+        <w:pStyle w:val="Compact"/>
+        <w:numPr>
+          <w:ilvl w:val="1"/>
+          <w:numId w:val="1024"/>
+        </w:numPr>
+      </w:pPr>
+      <w:r>
+        <w:t xml:space="preserve">Participated in all conditions</w:t>
+      </w:r>
+    </w:p>
+    <w:p>
+      <w:pPr>
+        <w:pStyle w:val="Compact"/>
+        <w:numPr>
+          <w:ilvl w:val="1"/>
+          <w:numId w:val="1024"/>
+        </w:numPr>
+      </w:pPr>
+      <w:r>
+        <w:t xml:space="preserve">Sniffed 9 different ‘things’</w:t>
+      </w:r>
+    </w:p>
+    <w:p>
+      <w:pPr>
+        <w:pStyle w:val="Compact"/>
+        <w:numPr>
+          <w:ilvl w:val="0"/>
+          <w:numId w:val="1023"/>
+        </w:numPr>
+      </w:pPr>
+      <w:r>
+        <w:t xml:space="preserve">Predictor:</w:t>
+      </w:r>
+      <w:r>
+        <w:t xml:space="preserve"> </w:t>
+      </w:r>
+      <w:r>
+        <w:rPr>
+          <w:rStyle w:val="VerbatimChar"/>
+        </w:rPr>
+        <w:t xml:space="preserve">entity</w:t>
+      </w:r>
+    </w:p>
+    <w:p>
+      <w:pPr>
+        <w:pStyle w:val="Compact"/>
+        <w:numPr>
+          <w:ilvl w:val="1"/>
+          <w:numId w:val="1025"/>
+        </w:numPr>
+      </w:pPr>
+      <w:r>
+        <w:rPr>
+          <w:b/>
+          <w:bCs/>
+        </w:rPr>
+        <w:t xml:space="preserve">Human</w:t>
+      </w:r>
+      <w:r>
+        <w:t xml:space="preserve">: the dog sniffs a human</w:t>
+      </w:r>
+    </w:p>
+    <w:p>
+      <w:pPr>
+        <w:pStyle w:val="Compact"/>
+        <w:numPr>
+          <w:ilvl w:val="1"/>
+          <w:numId w:val="1025"/>
+        </w:numPr>
+      </w:pPr>
+      <w:r>
+        <w:rPr>
+          <w:b/>
+          <w:bCs/>
+        </w:rPr>
+        <w:t xml:space="preserve">Shapeshifter</w:t>
+      </w:r>
+      <w:r>
+        <w:t xml:space="preserve"> </w:t>
+      </w:r>
+      <w:r>
+        <w:t xml:space="preserve">the dog sniffs an alien in humanoid form</w:t>
+      </w:r>
+    </w:p>
+    <w:p>
+      <w:pPr>
+        <w:pStyle w:val="Compact"/>
+        <w:numPr>
+          <w:ilvl w:val="1"/>
+          <w:numId w:val="1025"/>
+        </w:numPr>
+      </w:pPr>
+      <w:r>
+        <w:rPr>
+          <w:b/>
+          <w:bCs/>
+        </w:rPr>
+        <w:t xml:space="preserve">Alien</w:t>
+      </w:r>
+      <w:r>
+        <w:t xml:space="preserve"> </w:t>
+      </w:r>
+      <w:r>
+        <w:t xml:space="preserve">the dog sniffs an alien in lizard form</w:t>
+      </w:r>
+    </w:p>
+    <w:p>
+      <w:pPr>
+        <w:pStyle w:val="Compact"/>
+        <w:numPr>
+          <w:ilvl w:val="0"/>
+          <w:numId w:val="1023"/>
+        </w:numPr>
+      </w:pPr>
+      <w:r>
+        <w:t xml:space="preserve">Predictor:</w:t>
+      </w:r>
+      <w:r>
+        <w:t xml:space="preserve"> </w:t>
+      </w:r>
+      <w:r>
+        <w:rPr>
+          <w:rStyle w:val="VerbatimChar"/>
+        </w:rPr>
+        <w:t xml:space="preserve">scent_mask</w:t>
+      </w:r>
+    </w:p>
+    <w:p>
+      <w:pPr>
+        <w:pStyle w:val="Compact"/>
+        <w:numPr>
+          <w:ilvl w:val="1"/>
+          <w:numId w:val="1026"/>
+        </w:numPr>
+      </w:pPr>
+      <w:r>
+        <w:t xml:space="preserve">The entity had no masking scent (</w:t>
+      </w:r>
+      <w:r>
+        <w:rPr>
+          <w:b/>
+          <w:bCs/>
+        </w:rPr>
+        <w:t xml:space="preserve">none</w:t>
+      </w:r>
+      <w:r>
+        <w:t xml:space="preserve">)</w:t>
+      </w:r>
+    </w:p>
+    <w:p>
+      <w:pPr>
+        <w:pStyle w:val="Compact"/>
+        <w:numPr>
+          <w:ilvl w:val="1"/>
+          <w:numId w:val="1026"/>
+        </w:numPr>
+      </w:pPr>
+      <w:r>
+        <w:t xml:space="preserve">The entity was smeared with</w:t>
+      </w:r>
+      <w:r>
+        <w:t xml:space="preserve"> </w:t>
+      </w:r>
+      <w:r>
+        <w:rPr>
+          <w:b/>
+          <w:bCs/>
+        </w:rPr>
+        <w:t xml:space="preserve">human</w:t>
+      </w:r>
+      <w:r>
+        <w:t xml:space="preserve"> </w:t>
+      </w:r>
+      <w:r>
+        <w:t xml:space="preserve">pheromones</w:t>
+      </w:r>
+    </w:p>
+    <w:p>
+      <w:pPr>
+        <w:pStyle w:val="Compact"/>
+        <w:numPr>
+          <w:ilvl w:val="1"/>
+          <w:numId w:val="1026"/>
+        </w:numPr>
+      </w:pPr>
+      <w:r>
+        <w:t xml:space="preserve">The entity was smeared with</w:t>
+      </w:r>
+      <w:r>
+        <w:t xml:space="preserve"> </w:t>
+      </w:r>
+      <w:r>
+        <w:rPr>
+          <w:b/>
+          <w:bCs/>
+        </w:rPr>
+        <w:t xml:space="preserve">fox</w:t>
+      </w:r>
+      <w:r>
+        <w:t xml:space="preserve"> </w:t>
+      </w:r>
+      <w:r>
+        <w:t xml:space="preserve">pheromones</w:t>
+      </w:r>
+    </w:p>
+    <w:p>
+      <w:pPr>
+        <w:pStyle w:val="Compact"/>
+        <w:numPr>
+          <w:ilvl w:val="0"/>
+          <w:numId w:val="1023"/>
+        </w:numPr>
+      </w:pPr>
+      <w:r>
+        <w:t xml:space="preserve">Outcome: The number of</w:t>
+      </w:r>
+      <w:r>
+        <w:t xml:space="preserve"> </w:t>
+      </w:r>
+      <w:r>
+        <w:rPr>
+          <w:rStyle w:val="VerbatimChar"/>
+        </w:rPr>
+        <w:t xml:space="preserve">vocalizations</w:t>
+      </w:r>
+      <w:r>
+        <w:t xml:space="preserve"> </w:t>
+      </w:r>
+      <w:r>
+        <w:t xml:space="preserve">during each 1 minute sniff</w:t>
       </w:r>
     </w:p>
     <w:p>
@@ -9932,370 +9154,20 @@
       <w:r>
         <w:drawing>
           <wp:inline>
-            <wp:extent cx="5334000" cy="2999158"/>
+            <wp:extent cx="3810000" cy="2540000"/>
             <wp:effectExtent b="0" l="0" r="0" t="0"/>
-            <wp:docPr descr="Image: spaceship light ppt hex (no description provided yet)" title="" id="143" name="Picture"/>
+            <wp:docPr descr="Image: milton animal adventures 20200926 173443 (no description provided yet)" title="" id="98" name="Picture"/>
             <a:graphic>
               <a:graphicData uri="http://schemas.openxmlformats.org/drawingml/2006/picture">
                 <pic:pic>
                   <pic:nvPicPr>
-                    <pic:cNvPr descr="images/spaceship_light_ppt_hex.jpg" id="144" name="Picture"/>
+                    <pic:cNvPr descr="images/milton_animal_adventures_20200926_173443.jpg" id="99" name="Picture"/>
                     <pic:cNvPicPr>
                       <a:picLocks noChangeArrowheads="1" noChangeAspect="1"/>
                     </pic:cNvPicPr>
                   </pic:nvPicPr>
                   <pic:blipFill>
-                    <a:blip r:embed="rId29"/>
-                    <a:stretch>
-                      <a:fillRect/>
-                    </a:stretch>
-                  </pic:blipFill>
-                  <pic:spPr bwMode="auto">
-                    <a:xfrm>
-                      <a:off x="0" y="0"/>
-                      <a:ext cx="5334000" cy="2999158"/>
-                    </a:xfrm>
-                    <a:prstGeom prst="rect">
-                      <a:avLst/>
-                    </a:prstGeom>
-                    <a:noFill/>
-                    <a:ln w="9525">
-                      <a:noFill/>
-                      <a:headEnd/>
-                      <a:tailEnd/>
-                    </a:ln>
-                  </pic:spPr>
-                </pic:pic>
-              </a:graphicData>
-            </a:graphic>
-          </wp:inline>
-        </w:drawing>
-      </w:r>
-    </w:p>
-    <w:bookmarkEnd w:id="145"/>
-    <w:bookmarkStart w:id="151" w:name="X0b05cb6385235a4939eee9c10900ac69235c6e1"/>
-    <w:p>
-      <w:pPr>
-        <w:pStyle w:val="Heading2"/>
-      </w:pPr>
-      <w:r>
-        <w:t xml:space="preserve">Slide 36: Can scents distract the sniffer dogs?</w:t>
-      </w:r>
-    </w:p>
-    <w:p>
-      <w:pPr>
-        <w:pStyle w:val="FirstParagraph"/>
-      </w:pPr>
-      <w:r>
-        <w:drawing>
-          <wp:inline>
-            <wp:extent cx="5334000" cy="2999158"/>
-            <wp:effectExtent b="0" l="0" r="0" t="0"/>
-            <wp:docPr descr="Image: spaceship light ppt hex (no description provided yet)" title="" id="146" name="Picture"/>
-            <a:graphic>
-              <a:graphicData uri="http://schemas.openxmlformats.org/drawingml/2006/picture">
-                <pic:pic>
-                  <pic:nvPicPr>
-                    <pic:cNvPr descr="images/spaceship_light_ppt_hex.jpg" id="147" name="Picture"/>
-                    <pic:cNvPicPr>
-                      <a:picLocks noChangeArrowheads="1" noChangeAspect="1"/>
-                    </pic:cNvPicPr>
-                  </pic:nvPicPr>
-                  <pic:blipFill>
-                    <a:blip r:embed="rId29"/>
-                    <a:stretch>
-                      <a:fillRect/>
-                    </a:stretch>
-                  </pic:blipFill>
-                  <pic:spPr bwMode="auto">
-                    <a:xfrm>
-                      <a:off x="0" y="0"/>
-                      <a:ext cx="5334000" cy="2999158"/>
-                    </a:xfrm>
-                    <a:prstGeom prst="rect">
-                      <a:avLst/>
-                    </a:prstGeom>
-                    <a:noFill/>
-                    <a:ln w="9525">
-                      <a:noFill/>
-                      <a:headEnd/>
-                      <a:tailEnd/>
-                    </a:ln>
-                  </pic:spPr>
-                </pic:pic>
-              </a:graphicData>
-            </a:graphic>
-          </wp:inline>
-        </w:drawing>
-      </w:r>
-    </w:p>
-    <w:p>
-      <w:pPr>
-        <w:pStyle w:val="Compact"/>
-        <w:numPr>
-          <w:ilvl w:val="0"/>
-          <w:numId w:val="1023"/>
-        </w:numPr>
-      </w:pPr>
-      <w:r>
-        <w:t xml:space="preserve">50 sniffer dogs</w:t>
-      </w:r>
-    </w:p>
-    <w:p>
-      <w:pPr>
-        <w:pStyle w:val="Compact"/>
-        <w:numPr>
-          <w:ilvl w:val="1"/>
-          <w:numId w:val="1024"/>
-        </w:numPr>
-      </w:pPr>
-      <w:r>
-        <w:t xml:space="preserve">Participated in all conditions</w:t>
-      </w:r>
-    </w:p>
-    <w:p>
-      <w:pPr>
-        <w:pStyle w:val="Compact"/>
-        <w:numPr>
-          <w:ilvl w:val="1"/>
-          <w:numId w:val="1024"/>
-        </w:numPr>
-      </w:pPr>
-      <w:r>
-        <w:t xml:space="preserve">Sniffed 9 different ‘things’</w:t>
-      </w:r>
-    </w:p>
-    <w:p>
-      <w:pPr>
-        <w:pStyle w:val="Compact"/>
-        <w:numPr>
-          <w:ilvl w:val="0"/>
-          <w:numId w:val="1023"/>
-        </w:numPr>
-      </w:pPr>
-      <w:r>
-        <w:t xml:space="preserve">Predictor:</w:t>
-      </w:r>
-      <w:r>
-        <w:t xml:space="preserve"> </w:t>
-      </w:r>
-      <w:r>
-        <w:rPr>
-          <w:rStyle w:val="VerbatimChar"/>
-        </w:rPr>
-        <w:t xml:space="preserve">entity</w:t>
-      </w:r>
-    </w:p>
-    <w:p>
-      <w:pPr>
-        <w:pStyle w:val="Compact"/>
-        <w:numPr>
-          <w:ilvl w:val="1"/>
-          <w:numId w:val="1025"/>
-        </w:numPr>
-      </w:pPr>
-      <w:r>
-        <w:rPr>
-          <w:b/>
-          <w:bCs/>
-        </w:rPr>
-        <w:t xml:space="preserve">Human</w:t>
-      </w:r>
-      <w:r>
-        <w:t xml:space="preserve">: the dog sniffs a human</w:t>
-      </w:r>
-    </w:p>
-    <w:p>
-      <w:pPr>
-        <w:pStyle w:val="Compact"/>
-        <w:numPr>
-          <w:ilvl w:val="1"/>
-          <w:numId w:val="1025"/>
-        </w:numPr>
-      </w:pPr>
-      <w:r>
-        <w:rPr>
-          <w:b/>
-          <w:bCs/>
-        </w:rPr>
-        <w:t xml:space="preserve">Shapeshifter</w:t>
-      </w:r>
-      <w:r>
-        <w:t xml:space="preserve"> </w:t>
-      </w:r>
-      <w:r>
-        <w:t xml:space="preserve">the dog sniffs an alien in humanoid form</w:t>
-      </w:r>
-    </w:p>
-    <w:p>
-      <w:pPr>
-        <w:pStyle w:val="Compact"/>
-        <w:numPr>
-          <w:ilvl w:val="1"/>
-          <w:numId w:val="1025"/>
-        </w:numPr>
-      </w:pPr>
-      <w:r>
-        <w:rPr>
-          <w:b/>
-          <w:bCs/>
-        </w:rPr>
-        <w:t xml:space="preserve">Alien</w:t>
-      </w:r>
-      <w:r>
-        <w:t xml:space="preserve"> </w:t>
-      </w:r>
-      <w:r>
-        <w:t xml:space="preserve">the dog sniffs an alien in lizard form</w:t>
-      </w:r>
-    </w:p>
-    <w:p>
-      <w:pPr>
-        <w:pStyle w:val="Compact"/>
-        <w:numPr>
-          <w:ilvl w:val="0"/>
-          <w:numId w:val="1023"/>
-        </w:numPr>
-      </w:pPr>
-      <w:r>
-        <w:t xml:space="preserve">Predictor:</w:t>
-      </w:r>
-      <w:r>
-        <w:t xml:space="preserve"> </w:t>
-      </w:r>
-      <w:r>
-        <w:rPr>
-          <w:rStyle w:val="VerbatimChar"/>
-        </w:rPr>
-        <w:t xml:space="preserve">scent_mask</w:t>
-      </w:r>
-    </w:p>
-    <w:p>
-      <w:pPr>
-        <w:pStyle w:val="Compact"/>
-        <w:numPr>
-          <w:ilvl w:val="1"/>
-          <w:numId w:val="1026"/>
-        </w:numPr>
-      </w:pPr>
-      <w:r>
-        <w:t xml:space="preserve">The entity had no masking scent (</w:t>
-      </w:r>
-      <w:r>
-        <w:rPr>
-          <w:b/>
-          <w:bCs/>
-        </w:rPr>
-        <w:t xml:space="preserve">none</w:t>
-      </w:r>
-      <w:r>
-        <w:t xml:space="preserve">)</w:t>
-      </w:r>
-    </w:p>
-    <w:p>
-      <w:pPr>
-        <w:pStyle w:val="Compact"/>
-        <w:numPr>
-          <w:ilvl w:val="1"/>
-          <w:numId w:val="1026"/>
-        </w:numPr>
-      </w:pPr>
-      <w:r>
-        <w:t xml:space="preserve">The entity was smeared with</w:t>
-      </w:r>
-      <w:r>
-        <w:t xml:space="preserve"> </w:t>
-      </w:r>
-      <w:r>
-        <w:rPr>
-          <w:b/>
-          <w:bCs/>
-        </w:rPr>
-        <w:t xml:space="preserve">human</w:t>
-      </w:r>
-      <w:r>
-        <w:t xml:space="preserve"> </w:t>
-      </w:r>
-      <w:r>
-        <w:t xml:space="preserve">pheromones</w:t>
-      </w:r>
-    </w:p>
-    <w:p>
-      <w:pPr>
-        <w:pStyle w:val="Compact"/>
-        <w:numPr>
-          <w:ilvl w:val="1"/>
-          <w:numId w:val="1026"/>
-        </w:numPr>
-      </w:pPr>
-      <w:r>
-        <w:t xml:space="preserve">The entity was smeared with</w:t>
-      </w:r>
-      <w:r>
-        <w:t xml:space="preserve"> </w:t>
-      </w:r>
-      <w:r>
-        <w:rPr>
-          <w:b/>
-          <w:bCs/>
-        </w:rPr>
-        <w:t xml:space="preserve">fox</w:t>
-      </w:r>
-      <w:r>
-        <w:t xml:space="preserve"> </w:t>
-      </w:r>
-      <w:r>
-        <w:t xml:space="preserve">pheromones</w:t>
-      </w:r>
-    </w:p>
-    <w:p>
-      <w:pPr>
-        <w:pStyle w:val="Compact"/>
-        <w:numPr>
-          <w:ilvl w:val="0"/>
-          <w:numId w:val="1023"/>
-        </w:numPr>
-      </w:pPr>
-      <w:r>
-        <w:t xml:space="preserve">Outcome: The number of</w:t>
-      </w:r>
-      <w:r>
-        <w:t xml:space="preserve"> </w:t>
-      </w:r>
-      <w:r>
-        <w:rPr>
-          <w:rStyle w:val="VerbatimChar"/>
-        </w:rPr>
-        <w:t xml:space="preserve">vocalizations</w:t>
-      </w:r>
-      <w:r>
-        <w:t xml:space="preserve"> </w:t>
-      </w:r>
-      <w:r>
-        <w:t xml:space="preserve">during each 1 minute sniff</w:t>
-      </w:r>
-    </w:p>
-    <w:p>
-      <w:pPr>
-        <w:pStyle w:val="FirstParagraph"/>
-      </w:pPr>
-      <w:r>
-        <w:drawing>
-          <wp:inline>
-            <wp:extent cx="3810000" cy="2540000"/>
-            <wp:effectExtent b="0" l="0" r="0" t="0"/>
-            <wp:docPr descr="Image: milton animal adventures 20200926 173443 (no description provided yet)" title="" id="149" name="Picture"/>
-            <a:graphic>
-              <a:graphicData uri="http://schemas.openxmlformats.org/drawingml/2006/picture">
-                <pic:pic>
-                  <pic:nvPicPr>
-                    <pic:cNvPr descr="images/milton_animal_adventures_20200926_173443.jpg" id="150" name="Picture"/>
-                    <pic:cNvPicPr>
-                      <a:picLocks noChangeArrowheads="1" noChangeAspect="1"/>
-                    </pic:cNvPicPr>
-                  </pic:nvPicPr>
-                  <pic:blipFill>
-                    <a:blip r:embed="rId148"/>
+                    <a:blip r:embed="rId97"/>
                     <a:stretch>
                       <a:fillRect/>
                     </a:stretch>
@@ -10355,61 +9227,14 @@
         <w:t xml:space="preserve">.</w:t>
       </w:r>
     </w:p>
-    <w:bookmarkEnd w:id="151"/>
-    <w:bookmarkStart w:id="154" w:name="slide-37-the-model"/>
+    <w:bookmarkEnd w:id="100"/>
+    <w:bookmarkStart w:id="101" w:name="slide-37-the-model"/>
     <w:p>
       <w:pPr>
         <w:pStyle w:val="Heading2"/>
       </w:pPr>
       <w:r>
         <w:t xml:space="preserve">Slide 37: The model</w:t>
-      </w:r>
-    </w:p>
-    <w:p>
-      <w:pPr>
-        <w:pStyle w:val="FirstParagraph"/>
-      </w:pPr>
-      <w:r>
-        <w:drawing>
-          <wp:inline>
-            <wp:extent cx="5334000" cy="2999158"/>
-            <wp:effectExtent b="0" l="0" r="0" t="0"/>
-            <wp:docPr descr="Image: spaceship light 2 ppt hex (no description provided yet)" title="" id="152" name="Picture"/>
-            <a:graphic>
-              <a:graphicData uri="http://schemas.openxmlformats.org/drawingml/2006/picture">
-                <pic:pic>
-                  <pic:nvPicPr>
-                    <pic:cNvPr descr="images/spaceship_light_2_ppt_hex.jpg" id="153" name="Picture"/>
-                    <pic:cNvPicPr>
-                      <a:picLocks noChangeArrowheads="1" noChangeAspect="1"/>
-                    </pic:cNvPicPr>
-                  </pic:nvPicPr>
-                  <pic:blipFill>
-                    <a:blip r:embed="rId99"/>
-                    <a:stretch>
-                      <a:fillRect/>
-                    </a:stretch>
-                  </pic:blipFill>
-                  <pic:spPr bwMode="auto">
-                    <a:xfrm>
-                      <a:off x="0" y="0"/>
-                      <a:ext cx="5334000" cy="2999158"/>
-                    </a:xfrm>
-                    <a:prstGeom prst="rect">
-                      <a:avLst/>
-                    </a:prstGeom>
-                    <a:noFill/>
-                    <a:ln w="9525">
-                      <a:noFill/>
-                      <a:headEnd/>
-                      <a:tailEnd/>
-                    </a:ln>
-                  </pic:spPr>
-                </pic:pic>
-              </a:graphicData>
-            </a:graphic>
-          </wp:inline>
-        </w:drawing>
       </w:r>
     </w:p>
     <w:p>
@@ -10919,61 +9744,14 @@
         <w:t xml:space="preserve">)</w:t>
       </w:r>
     </w:p>
-    <w:bookmarkEnd w:id="154"/>
-    <w:bookmarkStart w:id="157" w:name="slide-38-load-and-look"/>
+    <w:bookmarkEnd w:id="101"/>
+    <w:bookmarkStart w:id="102" w:name="slide-38-load-and-look"/>
     <w:p>
       <w:pPr>
         <w:pStyle w:val="Heading2"/>
       </w:pPr>
       <w:r>
         <w:t xml:space="preserve">Slide 38: Load and Look</w:t>
-      </w:r>
-    </w:p>
-    <w:p>
-      <w:pPr>
-        <w:pStyle w:val="FirstParagraph"/>
-      </w:pPr>
-      <w:r>
-        <w:drawing>
-          <wp:inline>
-            <wp:extent cx="5334000" cy="2999158"/>
-            <wp:effectExtent b="0" l="0" r="0" t="0"/>
-            <wp:docPr descr="Image: spaceship light 2 ppt hex (no description provided yet)" title="" id="155" name="Picture"/>
-            <a:graphic>
-              <a:graphicData uri="http://schemas.openxmlformats.org/drawingml/2006/picture">
-                <pic:pic>
-                  <pic:nvPicPr>
-                    <pic:cNvPr descr="images/spaceship_light_2_ppt_hex.jpg" id="156" name="Picture"/>
-                    <pic:cNvPicPr>
-                      <a:picLocks noChangeArrowheads="1" noChangeAspect="1"/>
-                    </pic:cNvPicPr>
-                  </pic:nvPicPr>
-                  <pic:blipFill>
-                    <a:blip r:embed="rId99"/>
-                    <a:stretch>
-                      <a:fillRect/>
-                    </a:stretch>
-                  </pic:blipFill>
-                  <pic:spPr bwMode="auto">
-                    <a:xfrm>
-                      <a:off x="0" y="0"/>
-                      <a:ext cx="5334000" cy="2999158"/>
-                    </a:xfrm>
-                    <a:prstGeom prst="rect">
-                      <a:avLst/>
-                    </a:prstGeom>
-                    <a:noFill/>
-                    <a:ln w="9525">
-                      <a:noFill/>
-                      <a:headEnd/>
-                      <a:tailEnd/>
-                    </a:ln>
-                  </pic:spPr>
-                </pic:pic>
-              </a:graphicData>
-            </a:graphic>
-          </wp:inline>
-        </w:drawing>
       </w:r>
     </w:p>
     <w:p>
@@ -13906,61 +12684,14 @@
         </w:tc>
       </w:tr>
     </w:tbl>
-    <w:bookmarkEnd w:id="157"/>
-    <w:bookmarkStart w:id="162" w:name="slide-39-load-and-look"/>
+    <w:bookmarkEnd w:id="102"/>
+    <w:bookmarkStart w:id="105" w:name="slide-39-load-and-look"/>
     <w:p>
       <w:pPr>
         <w:pStyle w:val="Heading2"/>
       </w:pPr>
       <w:r>
         <w:t xml:space="preserve">Slide 39: Load and Look</w:t>
-      </w:r>
-    </w:p>
-    <w:p>
-      <w:pPr>
-        <w:pStyle w:val="FirstParagraph"/>
-      </w:pPr>
-      <w:r>
-        <w:drawing>
-          <wp:inline>
-            <wp:extent cx="5334000" cy="2999158"/>
-            <wp:effectExtent b="0" l="0" r="0" t="0"/>
-            <wp:docPr descr="Image: spaceship light ppt hex (no description provided yet)" title="" id="158" name="Picture"/>
-            <a:graphic>
-              <a:graphicData uri="http://schemas.openxmlformats.org/drawingml/2006/picture">
-                <pic:pic>
-                  <pic:nvPicPr>
-                    <pic:cNvPr descr="images/spaceship_light_ppt_hex.jpg" id="159" name="Picture"/>
-                    <pic:cNvPicPr>
-                      <a:picLocks noChangeArrowheads="1" noChangeAspect="1"/>
-                    </pic:cNvPicPr>
-                  </pic:nvPicPr>
-                  <pic:blipFill>
-                    <a:blip r:embed="rId29"/>
-                    <a:stretch>
-                      <a:fillRect/>
-                    </a:stretch>
-                  </pic:blipFill>
-                  <pic:spPr bwMode="auto">
-                    <a:xfrm>
-                      <a:off x="0" y="0"/>
-                      <a:ext cx="5334000" cy="2999158"/>
-                    </a:xfrm>
-                    <a:prstGeom prst="rect">
-                      <a:avLst/>
-                    </a:prstGeom>
-                    <a:noFill/>
-                    <a:ln w="9525">
-                      <a:noFill/>
-                      <a:headEnd/>
-                      <a:tailEnd/>
-                    </a:ln>
-                  </pic:spPr>
-                </pic:pic>
-              </a:graphicData>
-            </a:graphic>
-          </wp:inline>
-        </w:drawing>
       </w:r>
     </w:p>
     <w:p>
@@ -15212,18 +13943,18 @@
           <wp:inline>
             <wp:extent cx="532125" cy="636104"/>
             <wp:effectExtent b="0" l="0" r="0" t="0"/>
-            <wp:docPr descr="Image: l hex (no description provided yet)" title="" id="160" name="Picture"/>
+            <wp:docPr descr="Image: l hex (no description provided yet)" title="" id="103" name="Picture"/>
             <a:graphic>
               <a:graphicData uri="http://schemas.openxmlformats.org/drawingml/2006/picture">
                 <pic:pic>
                   <pic:nvPicPr>
-                    <pic:cNvPr descr="images/l_hex.png" id="161" name="Picture"/>
+                    <pic:cNvPr descr="images/l_hex.png" id="104" name="Picture"/>
                     <pic:cNvPicPr>
                       <a:picLocks noChangeArrowheads="1" noChangeAspect="1"/>
                     </pic:cNvPicPr>
                   </pic:nvPicPr>
                   <pic:blipFill>
-                    <a:blip r:embed="rId86"/>
+                    <a:blip r:embed="rId59"/>
                     <a:stretch>
                       <a:fillRect/>
                     </a:stretch>
@@ -15250,8 +13981,8 @@
         </w:drawing>
       </w:r>
     </w:p>
-    <w:bookmarkEnd w:id="162"/>
-    <w:bookmarkStart w:id="170" w:name="slide-40-visualize"/>
+    <w:bookmarkEnd w:id="105"/>
+    <w:bookmarkStart w:id="111" w:name="slide-40-visualize"/>
     <w:p>
       <w:pPr>
         <w:pStyle w:val="Heading2"/>
@@ -15267,67 +13998,20 @@
       <w:r>
         <w:drawing>
           <wp:inline>
-            <wp:extent cx="5334000" cy="2999158"/>
+            <wp:extent cx="5334000" cy="3200400"/>
             <wp:effectExtent b="0" l="0" r="0" t="0"/>
-            <wp:docPr descr="Image: spaceship light ppt hex (no description provided yet)" title="" id="163" name="Picture"/>
+            <wp:docPr descr="Plot (no description provided yet)" title="" id="107" name="Picture"/>
             <a:graphic>
               <a:graphicData uri="http://schemas.openxmlformats.org/drawingml/2006/picture">
                 <pic:pic>
                   <pic:nvPicPr>
-                    <pic:cNvPr descr="images/spaceship_light_ppt_hex.jpg" id="164" name="Picture"/>
+                    <pic:cNvPr descr="images/repeated_measures_afex_slide040_unnamed-chunk-22-1.png" id="108" name="Picture"/>
                     <pic:cNvPicPr>
                       <a:picLocks noChangeArrowheads="1" noChangeAspect="1"/>
                     </pic:cNvPicPr>
                   </pic:nvPicPr>
                   <pic:blipFill>
-                    <a:blip r:embed="rId29"/>
-                    <a:stretch>
-                      <a:fillRect/>
-                    </a:stretch>
-                  </pic:blipFill>
-                  <pic:spPr bwMode="auto">
-                    <a:xfrm>
-                      <a:off x="0" y="0"/>
-                      <a:ext cx="5334000" cy="2999158"/>
-                    </a:xfrm>
-                    <a:prstGeom prst="rect">
-                      <a:avLst/>
-                    </a:prstGeom>
-                    <a:noFill/>
-                    <a:ln w="9525">
-                      <a:noFill/>
-                      <a:headEnd/>
-                      <a:tailEnd/>
-                    </a:ln>
-                  </pic:spPr>
-                </pic:pic>
-              </a:graphicData>
-            </a:graphic>
-          </wp:inline>
-        </w:drawing>
-      </w:r>
-    </w:p>
-    <w:p>
-      <w:pPr>
-        <w:pStyle w:val="BodyText"/>
-      </w:pPr>
-      <w:r>
-        <w:drawing>
-          <wp:inline>
-            <wp:extent cx="5334000" cy="3200400"/>
-            <wp:effectExtent b="0" l="0" r="0" t="0"/>
-            <wp:docPr descr="Plot (no description provided yet)" title="" id="166" name="Picture"/>
-            <a:graphic>
-              <a:graphicData uri="http://schemas.openxmlformats.org/drawingml/2006/picture">
-                <pic:pic>
-                  <pic:nvPicPr>
-                    <pic:cNvPr descr="images/repeated_measures_afex_slide040_unnamed-chunk-22-1.png" id="167" name="Picture"/>
-                    <pic:cNvPicPr>
-                      <a:picLocks noChangeArrowheads="1" noChangeAspect="1"/>
-                    </pic:cNvPicPr>
-                  </pic:nvPicPr>
-                  <pic:blipFill>
-                    <a:blip r:embed="rId165"/>
+                    <a:blip r:embed="rId106"/>
                     <a:stretch>
                       <a:fillRect/>
                     </a:stretch>
@@ -15363,18 +14047,18 @@
           <wp:inline>
             <wp:extent cx="532125" cy="648337"/>
             <wp:effectExtent b="0" l="0" r="0" t="0"/>
-            <wp:docPr descr="Image: v hex (no description provided yet)" title="" id="168" name="Picture"/>
+            <wp:docPr descr="Image: v hex (no description provided yet)" title="" id="109" name="Picture"/>
             <a:graphic>
               <a:graphicData uri="http://schemas.openxmlformats.org/drawingml/2006/picture">
                 <pic:pic>
                   <pic:nvPicPr>
-                    <pic:cNvPr descr="images/v_hex.png" id="169" name="Picture"/>
+                    <pic:cNvPr descr="images/v_hex.png" id="110" name="Picture"/>
                     <pic:cNvPicPr>
                       <a:picLocks noChangeArrowheads="1" noChangeAspect="1"/>
                     </pic:cNvPicPr>
                   </pic:nvPicPr>
                   <pic:blipFill>
-                    <a:blip r:embed="rId95"/>
+                    <a:blip r:embed="rId66"/>
                     <a:stretch>
                       <a:fillRect/>
                     </a:stretch>
@@ -15401,8 +14085,8 @@
         </w:drawing>
       </w:r>
     </w:p>
-    <w:bookmarkEnd w:id="170"/>
-    <w:bookmarkStart w:id="173" w:name="slide-41-fit-the-model"/>
+    <w:bookmarkEnd w:id="111"/>
+    <w:bookmarkStart w:id="112" w:name="slide-41-fit-the-model"/>
     <w:p>
       <w:pPr>
         <w:pStyle w:val="Heading2"/>
@@ -15413,53 +14097,6 @@
     </w:p>
     <w:p>
       <w:pPr>
-        <w:pStyle w:val="FirstParagraph"/>
-      </w:pPr>
-      <w:r>
-        <w:drawing>
-          <wp:inline>
-            <wp:extent cx="5334000" cy="2999158"/>
-            <wp:effectExtent b="0" l="0" r="0" t="0"/>
-            <wp:docPr descr="Image: spaceship light 2 ppt hex (no description provided yet)" title="" id="171" name="Picture"/>
-            <a:graphic>
-              <a:graphicData uri="http://schemas.openxmlformats.org/drawingml/2006/picture">
-                <pic:pic>
-                  <pic:nvPicPr>
-                    <pic:cNvPr descr="images/spaceship_light_2_ppt_hex.jpg" id="172" name="Picture"/>
-                    <pic:cNvPicPr>
-                      <a:picLocks noChangeArrowheads="1" noChangeAspect="1"/>
-                    </pic:cNvPicPr>
-                  </pic:nvPicPr>
-                  <pic:blipFill>
-                    <a:blip r:embed="rId99"/>
-                    <a:stretch>
-                      <a:fillRect/>
-                    </a:stretch>
-                  </pic:blipFill>
-                  <pic:spPr bwMode="auto">
-                    <a:xfrm>
-                      <a:off x="0" y="0"/>
-                      <a:ext cx="5334000" cy="2999158"/>
-                    </a:xfrm>
-                    <a:prstGeom prst="rect">
-                      <a:avLst/>
-                    </a:prstGeom>
-                    <a:noFill/>
-                    <a:ln w="9525">
-                      <a:noFill/>
-                      <a:headEnd/>
-                      <a:tailEnd/>
-                    </a:ln>
-                  </pic:spPr>
-                </pic:pic>
-              </a:graphicData>
-            </a:graphic>
-          </wp:inline>
-        </w:drawing>
-      </w:r>
-    </w:p>
-    <w:p>
-      <w:pPr>
         <w:pStyle w:val="SourceCode"/>
       </w:pPr>
       <w:r>
@@ -15580,61 +14217,14 @@
         <w:t xml:space="preserve"> scent_tib)</w:t>
       </w:r>
     </w:p>
-    <w:bookmarkEnd w:id="173"/>
-    <w:bookmarkStart w:id="178" w:name="slide-42-evaluate"/>
+    <w:bookmarkEnd w:id="112"/>
+    <w:bookmarkStart w:id="115" w:name="slide-42-evaluate"/>
     <w:p>
       <w:pPr>
         <w:pStyle w:val="Heading2"/>
       </w:pPr>
       <w:r>
         <w:t xml:space="preserve">Slide 42: Evaluate</w:t>
-      </w:r>
-    </w:p>
-    <w:p>
-      <w:pPr>
-        <w:pStyle w:val="FirstParagraph"/>
-      </w:pPr>
-      <w:r>
-        <w:drawing>
-          <wp:inline>
-            <wp:extent cx="5334000" cy="2999158"/>
-            <wp:effectExtent b="0" l="0" r="0" t="0"/>
-            <wp:docPr descr="Image: spaceship light ppt hex (no description provided yet)" title="" id="174" name="Picture"/>
-            <a:graphic>
-              <a:graphicData uri="http://schemas.openxmlformats.org/drawingml/2006/picture">
-                <pic:pic>
-                  <pic:nvPicPr>
-                    <pic:cNvPr descr="images/spaceship_light_ppt_hex.jpg" id="175" name="Picture"/>
-                    <pic:cNvPicPr>
-                      <a:picLocks noChangeArrowheads="1" noChangeAspect="1"/>
-                    </pic:cNvPicPr>
-                  </pic:nvPicPr>
-                  <pic:blipFill>
-                    <a:blip r:embed="rId29"/>
-                    <a:stretch>
-                      <a:fillRect/>
-                    </a:stretch>
-                  </pic:blipFill>
-                  <pic:spPr bwMode="auto">
-                    <a:xfrm>
-                      <a:off x="0" y="0"/>
-                      <a:ext cx="5334000" cy="2999158"/>
-                    </a:xfrm>
-                    <a:prstGeom prst="rect">
-                      <a:avLst/>
-                    </a:prstGeom>
-                    <a:noFill/>
-                    <a:ln w="9525">
-                      <a:noFill/>
-                      <a:headEnd/>
-                      <a:tailEnd/>
-                    </a:ln>
-                  </pic:spPr>
-                </pic:pic>
-              </a:graphicData>
-            </a:graphic>
-          </wp:inline>
-        </w:drawing>
       </w:r>
     </w:p>
     <w:p>
@@ -16238,18 +14828,18 @@
           <wp:inline>
             <wp:extent cx="532125" cy="636104"/>
             <wp:effectExtent b="0" l="0" r="0" t="0"/>
-            <wp:docPr descr="Image: e hex (no description provided yet)" title="" id="176" name="Picture"/>
+            <wp:docPr descr="Image: e hex (no description provided yet)" title="" id="113" name="Picture"/>
             <a:graphic>
               <a:graphicData uri="http://schemas.openxmlformats.org/drawingml/2006/picture">
                 <pic:pic>
                   <pic:nvPicPr>
-                    <pic:cNvPr descr="images/e_hex.png" id="177" name="Picture"/>
+                    <pic:cNvPr descr="images/e_hex.png" id="114" name="Picture"/>
                     <pic:cNvPicPr>
                       <a:picLocks noChangeArrowheads="1" noChangeAspect="1"/>
                     </pic:cNvPicPr>
                   </pic:nvPicPr>
                   <pic:blipFill>
-                    <a:blip r:embed="rId108"/>
+                    <a:blip r:embed="rId72"/>
                     <a:stretch>
                       <a:fillRect/>
                     </a:stretch>
@@ -16276,14 +14866,31 @@
         </w:drawing>
       </w:r>
     </w:p>
-    <w:bookmarkEnd w:id="178"/>
-    <w:bookmarkStart w:id="186" w:name="slide-43-evaluate-assumptions"/>
+    <w:bookmarkEnd w:id="115"/>
+    <w:bookmarkStart w:id="121" w:name="slide-43-evaluate-assumptions"/>
     <w:p>
       <w:pPr>
         <w:pStyle w:val="Heading2"/>
       </w:pPr>
       <w:r>
         <w:t xml:space="preserve">Slide 43: Evaluate assumptions</w:t>
+      </w:r>
+    </w:p>
+    <w:p>
+      <w:pPr>
+        <w:pStyle w:val="SourceCode"/>
+      </w:pPr>
+      <w:r>
+        <w:rPr>
+          <w:rStyle w:val="FunctionTok"/>
+        </w:rPr>
+        <w:t xml:space="preserve">check_model</w:t>
+      </w:r>
+      <w:r>
+        <w:rPr>
+          <w:rStyle w:val="NormalTok"/>
+        </w:rPr>
+        <w:t xml:space="preserve">(scent_afx)</w:t>
       </w:r>
     </w:p>
     <w:p>
@@ -16293,84 +14900,20 @@
       <w:r>
         <w:drawing>
           <wp:inline>
-            <wp:extent cx="5334000" cy="2999158"/>
+            <wp:extent cx="5334000" cy="4572000"/>
             <wp:effectExtent b="0" l="0" r="0" t="0"/>
-            <wp:docPr descr="Image: spaceship light ppt hex (no description provided yet)" title="" id="179" name="Picture"/>
+            <wp:docPr descr="Plot (no description provided yet)" title="" id="117" name="Picture"/>
             <a:graphic>
               <a:graphicData uri="http://schemas.openxmlformats.org/drawingml/2006/picture">
                 <pic:pic>
                   <pic:nvPicPr>
-                    <pic:cNvPr descr="images/spaceship_light_ppt_hex.jpg" id="180" name="Picture"/>
+                    <pic:cNvPr descr="images/repeated_measures_afex_slide043_unnamed-chunk-27-1.png" id="118" name="Picture"/>
                     <pic:cNvPicPr>
                       <a:picLocks noChangeArrowheads="1" noChangeAspect="1"/>
                     </pic:cNvPicPr>
                   </pic:nvPicPr>
                   <pic:blipFill>
-                    <a:blip r:embed="rId29"/>
-                    <a:stretch>
-                      <a:fillRect/>
-                    </a:stretch>
-                  </pic:blipFill>
-                  <pic:spPr bwMode="auto">
-                    <a:xfrm>
-                      <a:off x="0" y="0"/>
-                      <a:ext cx="5334000" cy="2999158"/>
-                    </a:xfrm>
-                    <a:prstGeom prst="rect">
-                      <a:avLst/>
-                    </a:prstGeom>
-                    <a:noFill/>
-                    <a:ln w="9525">
-                      <a:noFill/>
-                      <a:headEnd/>
-                      <a:tailEnd/>
-                    </a:ln>
-                  </pic:spPr>
-                </pic:pic>
-              </a:graphicData>
-            </a:graphic>
-          </wp:inline>
-        </w:drawing>
-      </w:r>
-    </w:p>
-    <w:p>
-      <w:pPr>
-        <w:pStyle w:val="SourceCode"/>
-      </w:pPr>
-      <w:r>
-        <w:rPr>
-          <w:rStyle w:val="FunctionTok"/>
-        </w:rPr>
-        <w:t xml:space="preserve">check_model</w:t>
-      </w:r>
-      <w:r>
-        <w:rPr>
-          <w:rStyle w:val="NormalTok"/>
-        </w:rPr>
-        <w:t xml:space="preserve">(scent_afx)</w:t>
-      </w:r>
-    </w:p>
-    <w:p>
-      <w:pPr>
-        <w:pStyle w:val="FirstParagraph"/>
-      </w:pPr>
-      <w:r>
-        <w:drawing>
-          <wp:inline>
-            <wp:extent cx="5334000" cy="4572000"/>
-            <wp:effectExtent b="0" l="0" r="0" t="0"/>
-            <wp:docPr descr="Plot (no description provided yet)" title="" id="182" name="Picture"/>
-            <a:graphic>
-              <a:graphicData uri="http://schemas.openxmlformats.org/drawingml/2006/picture">
-                <pic:pic>
-                  <pic:nvPicPr>
-                    <pic:cNvPr descr="images/repeated_measures_afex_slide043_unnamed-chunk-27-1.png" id="183" name="Picture"/>
-                    <pic:cNvPicPr>
-                      <a:picLocks noChangeArrowheads="1" noChangeAspect="1"/>
-                    </pic:cNvPicPr>
-                  </pic:nvPicPr>
-                  <pic:blipFill>
-                    <a:blip r:embed="rId181"/>
+                    <a:blip r:embed="rId116"/>
                     <a:stretch>
                       <a:fillRect/>
                     </a:stretch>
@@ -16406,18 +14949,18 @@
           <wp:inline>
             <wp:extent cx="532125" cy="636104"/>
             <wp:effectExtent b="0" l="0" r="0" t="0"/>
-            <wp:docPr descr="Image: e hex (no description provided yet)" title="" id="184" name="Picture"/>
+            <wp:docPr descr="Image: e hex (no description provided yet)" title="" id="119" name="Picture"/>
             <a:graphic>
               <a:graphicData uri="http://schemas.openxmlformats.org/drawingml/2006/picture">
                 <pic:pic>
                   <pic:nvPicPr>
-                    <pic:cNvPr descr="images/e_hex.png" id="185" name="Picture"/>
+                    <pic:cNvPr descr="images/e_hex.png" id="120" name="Picture"/>
                     <pic:cNvPicPr>
                       <a:picLocks noChangeArrowheads="1" noChangeAspect="1"/>
                     </pic:cNvPicPr>
                   </pic:nvPicPr>
                   <pic:blipFill>
-                    <a:blip r:embed="rId108"/>
+                    <a:blip r:embed="rId72"/>
                     <a:stretch>
                       <a:fillRect/>
                     </a:stretch>
@@ -16444,8 +14987,8 @@
         </w:drawing>
       </w:r>
     </w:p>
-    <w:bookmarkEnd w:id="186"/>
-    <w:bookmarkStart w:id="192" w:name="slide-44-robust-tests"/>
+    <w:bookmarkEnd w:id="121"/>
+    <w:bookmarkStart w:id="125" w:name="slide-44-robust-tests"/>
     <w:p>
       <w:pPr>
         <w:pStyle w:val="Heading2"/>
@@ -16461,67 +15004,20 @@
       <w:r>
         <w:drawing>
           <wp:inline>
-            <wp:extent cx="5334000" cy="2999158"/>
+            <wp:extent cx="3810000" cy="2540000"/>
             <wp:effectExtent b="0" l="0" r="0" t="0"/>
-            <wp:docPr descr="Image: spaceship light ppt hex (no description provided yet)" title="" id="187" name="Picture"/>
+            <wp:docPr descr="Image: sad spaniel face (no description provided yet)" title="" id="123" name="Picture"/>
             <a:graphic>
               <a:graphicData uri="http://schemas.openxmlformats.org/drawingml/2006/picture">
                 <pic:pic>
                   <pic:nvPicPr>
-                    <pic:cNvPr descr="images/spaceship_light_ppt_hex.jpg" id="188" name="Picture"/>
+                    <pic:cNvPr descr="images/sad_spaniel_face.jpg" id="124" name="Picture"/>
                     <pic:cNvPicPr>
                       <a:picLocks noChangeArrowheads="1" noChangeAspect="1"/>
                     </pic:cNvPicPr>
                   </pic:nvPicPr>
                   <pic:blipFill>
-                    <a:blip r:embed="rId29"/>
-                    <a:stretch>
-                      <a:fillRect/>
-                    </a:stretch>
-                  </pic:blipFill>
-                  <pic:spPr bwMode="auto">
-                    <a:xfrm>
-                      <a:off x="0" y="0"/>
-                      <a:ext cx="5334000" cy="2999158"/>
-                    </a:xfrm>
-                    <a:prstGeom prst="rect">
-                      <a:avLst/>
-                    </a:prstGeom>
-                    <a:noFill/>
-                    <a:ln w="9525">
-                      <a:noFill/>
-                      <a:headEnd/>
-                      <a:tailEnd/>
-                    </a:ln>
-                  </pic:spPr>
-                </pic:pic>
-              </a:graphicData>
-            </a:graphic>
-          </wp:inline>
-        </w:drawing>
-      </w:r>
-    </w:p>
-    <w:p>
-      <w:pPr>
-        <w:pStyle w:val="BodyText"/>
-      </w:pPr>
-      <w:r>
-        <w:drawing>
-          <wp:inline>
-            <wp:extent cx="3810000" cy="2540000"/>
-            <wp:effectExtent b="0" l="0" r="0" t="0"/>
-            <wp:docPr descr="Image: sad spaniel face (no description provided yet)" title="" id="190" name="Picture"/>
-            <a:graphic>
-              <a:graphicData uri="http://schemas.openxmlformats.org/drawingml/2006/picture">
-                <pic:pic>
-                  <pic:nvPicPr>
-                    <pic:cNvPr descr="images/sad_spaniel_face.jpg" id="191" name="Picture"/>
-                    <pic:cNvPicPr>
-                      <a:picLocks noChangeArrowheads="1" noChangeAspect="1"/>
-                    </pic:cNvPicPr>
-                  </pic:nvPicPr>
-                  <pic:blipFill>
-                    <a:blip r:embed="rId189"/>
+                    <a:blip r:embed="rId122"/>
                     <a:stretch>
                       <a:fillRect/>
                     </a:stretch>
@@ -16548,8 +15044,8 @@
         </w:drawing>
       </w:r>
     </w:p>
-    <w:bookmarkEnd w:id="192"/>
-    <w:bookmarkStart w:id="198" w:name="X2f7fba03039d9e8cc065c76b3d70fede46e2bb7"/>
+    <w:bookmarkEnd w:id="125"/>
+    <w:bookmarkStart w:id="131" w:name="X2f7fba03039d9e8cc065c76b3d70fede46e2bb7"/>
     <w:p>
       <w:pPr>
         <w:pStyle w:val="Heading2"/>
@@ -16603,18 +15099,18 @@
           <wp:inline>
             <wp:extent cx="5334000" cy="2400300"/>
             <wp:effectExtent b="0" l="0" r="0" t="0"/>
-            <wp:docPr descr="Plot (no description provided yet)" title="" id="194" name="Picture"/>
+            <wp:docPr descr="Plot (no description provided yet)" title="" id="127" name="Picture"/>
             <a:graphic>
               <a:graphicData uri="http://schemas.openxmlformats.org/drawingml/2006/picture">
                 <pic:pic>
                   <pic:nvPicPr>
-                    <pic:cNvPr descr="images/repeated_measures_afex_slide045_unnamed-chunk-28-1.png" id="195" name="Picture"/>
+                    <pic:cNvPr descr="images/repeated_measures_afex_slide045_unnamed-chunk-28-1.png" id="128" name="Picture"/>
                     <pic:cNvPicPr>
                       <a:picLocks noChangeArrowheads="1" noChangeAspect="1"/>
                     </pic:cNvPicPr>
                   </pic:nvPicPr>
                   <pic:blipFill>
-                    <a:blip r:embed="rId193"/>
+                    <a:blip r:embed="rId126"/>
                     <a:stretch>
                       <a:fillRect/>
                     </a:stretch>
@@ -16650,18 +15146,18 @@
           <wp:inline>
             <wp:extent cx="519892" cy="636104"/>
             <wp:effectExtent b="0" l="0" r="0" t="0"/>
-            <wp:docPr descr="Image: i hex (no description provided yet)" title="" id="196" name="Picture"/>
+            <wp:docPr descr="Image: i hex (no description provided yet)" title="" id="129" name="Picture"/>
             <a:graphic>
               <a:graphicData uri="http://schemas.openxmlformats.org/drawingml/2006/picture">
                 <pic:pic>
                   <pic:nvPicPr>
-                    <pic:cNvPr descr="images/i_hex.png" id="197" name="Picture"/>
+                    <pic:cNvPr descr="images/i_hex.png" id="130" name="Picture"/>
                     <pic:cNvPicPr>
                       <a:picLocks noChangeArrowheads="1" noChangeAspect="1"/>
                     </pic:cNvPicPr>
                   </pic:nvPicPr>
                   <pic:blipFill>
-                    <a:blip r:embed="rId120"/>
+                    <a:blip r:embed="rId80"/>
                     <a:stretch>
                       <a:fillRect/>
                     </a:stretch>
@@ -16688,8 +15184,8 @@
         </w:drawing>
       </w:r>
     </w:p>
-    <w:bookmarkEnd w:id="198"/>
-    <w:bookmarkStart w:id="204" w:name="slide-46-interpret-simple-effects"/>
+    <w:bookmarkEnd w:id="131"/>
+    <w:bookmarkStart w:id="135" w:name="slide-46-interpret-simple-effects"/>
     <w:p>
       <w:pPr>
         <w:pStyle w:val="Heading2"/>
@@ -16698,54 +15194,7 @@
         <w:t xml:space="preserve">Slide 46: Interpret simple effects</w:t>
       </w:r>
     </w:p>
-    <w:p>
-      <w:pPr>
-        <w:pStyle w:val="FirstParagraph"/>
-      </w:pPr>
-      <w:r>
-        <w:drawing>
-          <wp:inline>
-            <wp:extent cx="5334000" cy="2999158"/>
-            <wp:effectExtent b="0" l="0" r="0" t="0"/>
-            <wp:docPr descr="Image: spaceship light ppt hex (no description provided yet)" title="" id="199" name="Picture"/>
-            <a:graphic>
-              <a:graphicData uri="http://schemas.openxmlformats.org/drawingml/2006/picture">
-                <pic:pic>
-                  <pic:nvPicPr>
-                    <pic:cNvPr descr="images/spaceship_light_ppt_hex.jpg" id="200" name="Picture"/>
-                    <pic:cNvPicPr>
-                      <a:picLocks noChangeArrowheads="1" noChangeAspect="1"/>
-                    </pic:cNvPicPr>
-                  </pic:nvPicPr>
-                  <pic:blipFill>
-                    <a:blip r:embed="rId29"/>
-                    <a:stretch>
-                      <a:fillRect/>
-                    </a:stretch>
-                  </pic:blipFill>
-                  <pic:spPr bwMode="auto">
-                    <a:xfrm>
-                      <a:off x="0" y="0"/>
-                      <a:ext cx="5334000" cy="2999158"/>
-                    </a:xfrm>
-                    <a:prstGeom prst="rect">
-                      <a:avLst/>
-                    </a:prstGeom>
-                    <a:noFill/>
-                    <a:ln w="9525">
-                      <a:noFill/>
-                      <a:headEnd/>
-                      <a:tailEnd/>
-                    </a:ln>
-                  </pic:spPr>
-                </pic:pic>
-              </a:graphicData>
-            </a:graphic>
-          </wp:inline>
-        </w:drawing>
-      </w:r>
-    </w:p>
-    <w:bookmarkStart w:id="203" w:name="X7624154ded7db29853b6f12e2d030096be47fd4"/>
+    <w:bookmarkStart w:id="134" w:name="X7624154ded7db29853b6f12e2d030096be47fd4"/>
     <w:p>
       <w:pPr>
         <w:pStyle w:val="Heading3"/>
@@ -17426,18 +15875,18 @@
           <wp:inline>
             <wp:extent cx="519892" cy="636104"/>
             <wp:effectExtent b="0" l="0" r="0" t="0"/>
-            <wp:docPr descr="Image: i hex (no description provided yet)" title="" id="201" name="Picture"/>
+            <wp:docPr descr="Image: i hex (no description provided yet)" title="" id="132" name="Picture"/>
             <a:graphic>
               <a:graphicData uri="http://schemas.openxmlformats.org/drawingml/2006/picture">
                 <pic:pic>
                   <pic:nvPicPr>
-                    <pic:cNvPr descr="images/i_hex.png" id="202" name="Picture"/>
+                    <pic:cNvPr descr="images/i_hex.png" id="133" name="Picture"/>
                     <pic:cNvPicPr>
                       <a:picLocks noChangeArrowheads="1" noChangeAspect="1"/>
                     </pic:cNvPicPr>
                   </pic:nvPicPr>
                   <pic:blipFill>
-                    <a:blip r:embed="rId120"/>
+                    <a:blip r:embed="rId80"/>
                     <a:stretch>
                       <a:fillRect/>
                     </a:stretch>
@@ -17464,9 +15913,9 @@
         </w:drawing>
       </w:r>
     </w:p>
-    <w:bookmarkEnd w:id="203"/>
-    <w:bookmarkEnd w:id="204"/>
-    <w:bookmarkStart w:id="210" w:name="slide-47-interpret-simple-effects"/>
+    <w:bookmarkEnd w:id="134"/>
+    <w:bookmarkEnd w:id="135"/>
+    <w:bookmarkStart w:id="139" w:name="slide-47-interpret-simple-effects"/>
     <w:p>
       <w:pPr>
         <w:pStyle w:val="Heading2"/>
@@ -17475,54 +15924,7 @@
         <w:t xml:space="preserve">Slide 47: Interpret simple effects</w:t>
       </w:r>
     </w:p>
-    <w:p>
-      <w:pPr>
-        <w:pStyle w:val="FirstParagraph"/>
-      </w:pPr>
-      <w:r>
-        <w:drawing>
-          <wp:inline>
-            <wp:extent cx="5334000" cy="2999158"/>
-            <wp:effectExtent b="0" l="0" r="0" t="0"/>
-            <wp:docPr descr="Image: spaceship light ppt hex (no description provided yet)" title="" id="205" name="Picture"/>
-            <a:graphic>
-              <a:graphicData uri="http://schemas.openxmlformats.org/drawingml/2006/picture">
-                <pic:pic>
-                  <pic:nvPicPr>
-                    <pic:cNvPr descr="images/spaceship_light_ppt_hex.jpg" id="206" name="Picture"/>
-                    <pic:cNvPicPr>
-                      <a:picLocks noChangeArrowheads="1" noChangeAspect="1"/>
-                    </pic:cNvPicPr>
-                  </pic:nvPicPr>
-                  <pic:blipFill>
-                    <a:blip r:embed="rId29"/>
-                    <a:stretch>
-                      <a:fillRect/>
-                    </a:stretch>
-                  </pic:blipFill>
-                  <pic:spPr bwMode="auto">
-                    <a:xfrm>
-                      <a:off x="0" y="0"/>
-                      <a:ext cx="5334000" cy="2999158"/>
-                    </a:xfrm>
-                    <a:prstGeom prst="rect">
-                      <a:avLst/>
-                    </a:prstGeom>
-                    <a:noFill/>
-                    <a:ln w="9525">
-                      <a:noFill/>
-                      <a:headEnd/>
-                      <a:tailEnd/>
-                    </a:ln>
-                  </pic:spPr>
-                </pic:pic>
-              </a:graphicData>
-            </a:graphic>
-          </wp:inline>
-        </w:drawing>
-      </w:r>
-    </w:p>
-    <w:bookmarkStart w:id="209" w:name="X0fa1d471c84766b02c85b6abfb5cbffd5b6d6cd"/>
+    <w:bookmarkStart w:id="138" w:name="X0fa1d471c84766b02c85b6abfb5cbffd5b6d6cd"/>
     <w:p>
       <w:pPr>
         <w:pStyle w:val="Heading3"/>
@@ -18203,18 +16605,18 @@
           <wp:inline>
             <wp:extent cx="519892" cy="636104"/>
             <wp:effectExtent b="0" l="0" r="0" t="0"/>
-            <wp:docPr descr="Image: i hex (no description provided yet)" title="" id="207" name="Picture"/>
+            <wp:docPr descr="Image: i hex (no description provided yet)" title="" id="136" name="Picture"/>
             <a:graphic>
               <a:graphicData uri="http://schemas.openxmlformats.org/drawingml/2006/picture">
                 <pic:pic>
                   <pic:nvPicPr>
-                    <pic:cNvPr descr="images/i_hex.png" id="208" name="Picture"/>
+                    <pic:cNvPr descr="images/i_hex.png" id="137" name="Picture"/>
                     <pic:cNvPicPr>
                       <a:picLocks noChangeArrowheads="1" noChangeAspect="1"/>
                     </pic:cNvPicPr>
                   </pic:nvPicPr>
                   <pic:blipFill>
-                    <a:blip r:embed="rId120"/>
+                    <a:blip r:embed="rId80"/>
                     <a:stretch>
                       <a:fillRect/>
                     </a:stretch>
@@ -18241,9 +16643,9 @@
         </w:drawing>
       </w:r>
     </w:p>
-    <w:bookmarkEnd w:id="209"/>
-    <w:bookmarkEnd w:id="210"/>
-    <w:bookmarkStart w:id="216" w:name="Xc3829975aa6ae3e9d55e4854f41c854d09045b6"/>
+    <w:bookmarkEnd w:id="138"/>
+    <w:bookmarkEnd w:id="139"/>
+    <w:bookmarkStart w:id="143" w:name="Xc3829975aa6ae3e9d55e4854f41c854d09045b6"/>
     <w:p>
       <w:pPr>
         <w:pStyle w:val="Heading2"/>
@@ -18259,67 +16661,20 @@
       <w:r>
         <w:drawing>
           <wp:inline>
-            <wp:extent cx="5334000" cy="2999158"/>
+            <wp:extent cx="5334000" cy="3467100"/>
             <wp:effectExtent b="0" l="0" r="0" t="0"/>
-            <wp:docPr descr="Image: spaceship light ppt hex (no description provided yet)" title="" id="211" name="Picture"/>
+            <wp:docPr descr="Plot (no description provided yet)" title="" id="141" name="Picture"/>
             <a:graphic>
               <a:graphicData uri="http://schemas.openxmlformats.org/drawingml/2006/picture">
                 <pic:pic>
                   <pic:nvPicPr>
-                    <pic:cNvPr descr="images/spaceship_light_ppt_hex.jpg" id="212" name="Picture"/>
+                    <pic:cNvPr descr="images/repeated_measures_afex_slide048_unnamed-chunk-34-1.png" id="142" name="Picture"/>
                     <pic:cNvPicPr>
                       <a:picLocks noChangeArrowheads="1" noChangeAspect="1"/>
                     </pic:cNvPicPr>
                   </pic:nvPicPr>
                   <pic:blipFill>
-                    <a:blip r:embed="rId29"/>
-                    <a:stretch>
-                      <a:fillRect/>
-                    </a:stretch>
-                  </pic:blipFill>
-                  <pic:spPr bwMode="auto">
-                    <a:xfrm>
-                      <a:off x="0" y="0"/>
-                      <a:ext cx="5334000" cy="2999158"/>
-                    </a:xfrm>
-                    <a:prstGeom prst="rect">
-                      <a:avLst/>
-                    </a:prstGeom>
-                    <a:noFill/>
-                    <a:ln w="9525">
-                      <a:noFill/>
-                      <a:headEnd/>
-                      <a:tailEnd/>
-                    </a:ln>
-                  </pic:spPr>
-                </pic:pic>
-              </a:graphicData>
-            </a:graphic>
-          </wp:inline>
-        </w:drawing>
-      </w:r>
-    </w:p>
-    <w:p>
-      <w:pPr>
-        <w:pStyle w:val="BodyText"/>
-      </w:pPr>
-      <w:r>
-        <w:drawing>
-          <wp:inline>
-            <wp:extent cx="5334000" cy="3467100"/>
-            <wp:effectExtent b="0" l="0" r="0" t="0"/>
-            <wp:docPr descr="Plot (no description provided yet)" title="" id="214" name="Picture"/>
-            <a:graphic>
-              <a:graphicData uri="http://schemas.openxmlformats.org/drawingml/2006/picture">
-                <pic:pic>
-                  <pic:nvPicPr>
-                    <pic:cNvPr descr="images/repeated_measures_afex_slide048_unnamed-chunk-34-1.png" id="215" name="Picture"/>
-                    <pic:cNvPicPr>
-                      <a:picLocks noChangeArrowheads="1" noChangeAspect="1"/>
-                    </pic:cNvPicPr>
-                  </pic:nvPicPr>
-                  <pic:blipFill>
-                    <a:blip r:embed="rId213"/>
+                    <a:blip r:embed="rId140"/>
                     <a:stretch>
                       <a:fillRect/>
                     </a:stretch>
@@ -18346,61 +16701,14 @@
         </w:drawing>
       </w:r>
     </w:p>
-    <w:bookmarkEnd w:id="216"/>
-    <w:bookmarkStart w:id="221" w:name="Xaf146924734dd10877330c5ca431bf67865874b"/>
+    <w:bookmarkEnd w:id="143"/>
+    <w:bookmarkStart w:id="146" w:name="Xaf146924734dd10877330c5ca431bf67865874b"/>
     <w:p>
       <w:pPr>
         <w:pStyle w:val="Heading2"/>
       </w:pPr>
       <w:r>
         <w:t xml:space="preserve">Slide 49: Interpret post hoc tests across an interaction</w:t>
-      </w:r>
-    </w:p>
-    <w:p>
-      <w:pPr>
-        <w:pStyle w:val="FirstParagraph"/>
-      </w:pPr>
-      <w:r>
-        <w:drawing>
-          <wp:inline>
-            <wp:extent cx="5334000" cy="2999158"/>
-            <wp:effectExtent b="0" l="0" r="0" t="0"/>
-            <wp:docPr descr="Image: spaceship light ppt hex (no description provided yet)" title="" id="217" name="Picture"/>
-            <a:graphic>
-              <a:graphicData uri="http://schemas.openxmlformats.org/drawingml/2006/picture">
-                <pic:pic>
-                  <pic:nvPicPr>
-                    <pic:cNvPr descr="images/spaceship_light_ppt_hex.jpg" id="218" name="Picture"/>
-                    <pic:cNvPicPr>
-                      <a:picLocks noChangeArrowheads="1" noChangeAspect="1"/>
-                    </pic:cNvPicPr>
-                  </pic:nvPicPr>
-                  <pic:blipFill>
-                    <a:blip r:embed="rId29"/>
-                    <a:stretch>
-                      <a:fillRect/>
-                    </a:stretch>
-                  </pic:blipFill>
-                  <pic:spPr bwMode="auto">
-                    <a:xfrm>
-                      <a:off x="0" y="0"/>
-                      <a:ext cx="5334000" cy="2999158"/>
-                    </a:xfrm>
-                    <a:prstGeom prst="rect">
-                      <a:avLst/>
-                    </a:prstGeom>
-                    <a:noFill/>
-                    <a:ln w="9525">
-                      <a:noFill/>
-                      <a:headEnd/>
-                      <a:tailEnd/>
-                    </a:ln>
-                  </pic:spPr>
-                </pic:pic>
-              </a:graphicData>
-            </a:graphic>
-          </wp:inline>
-        </w:drawing>
       </w:r>
     </w:p>
     <w:p>
@@ -19502,18 +17810,18 @@
           <wp:inline>
             <wp:extent cx="519892" cy="636104"/>
             <wp:effectExtent b="0" l="0" r="0" t="0"/>
-            <wp:docPr descr="Image: i hex (no description provided yet)" title="" id="219" name="Picture"/>
+            <wp:docPr descr="Image: i hex (no description provided yet)" title="" id="144" name="Picture"/>
             <a:graphic>
               <a:graphicData uri="http://schemas.openxmlformats.org/drawingml/2006/picture">
                 <pic:pic>
                   <pic:nvPicPr>
-                    <pic:cNvPr descr="images/i_hex.png" id="220" name="Picture"/>
+                    <pic:cNvPr descr="images/i_hex.png" id="145" name="Picture"/>
                     <pic:cNvPicPr>
                       <a:picLocks noChangeArrowheads="1" noChangeAspect="1"/>
                     </pic:cNvPicPr>
                   </pic:nvPicPr>
                   <pic:blipFill>
-                    <a:blip r:embed="rId120"/>
+                    <a:blip r:embed="rId80"/>
                     <a:stretch>
                       <a:fillRect/>
                     </a:stretch>
@@ -19540,14 +17848,87 @@
         </w:drawing>
       </w:r>
     </w:p>
-    <w:bookmarkEnd w:id="221"/>
-    <w:bookmarkStart w:id="226" w:name="Xc0f3f47fc0315f37f25d162deddca19aa39a838"/>
+    <w:bookmarkEnd w:id="146"/>
+    <w:bookmarkStart w:id="149" w:name="Xc0f3f47fc0315f37f25d162deddca19aa39a838"/>
     <w:p>
       <w:pPr>
         <w:pStyle w:val="Heading2"/>
       </w:pPr>
       <w:r>
         <w:t xml:space="preserve">Slide 50: Interpret post hoc tests across an interaction</w:t>
+      </w:r>
+    </w:p>
+    <w:p>
+      <w:pPr>
+        <w:pStyle w:val="BlockText"/>
+      </w:pPr>
+      <w:r>
+        <w:rPr>
+          <w:b/>
+          <w:bCs/>
+        </w:rPr>
+        <w:t xml:space="preserve">Important: ReportR</w:t>
+      </w:r>
+    </w:p>
+    <w:p>
+      <w:pPr>
+        <w:pStyle w:val="Compact"/>
+        <w:numPr>
+          <w:ilvl w:val="0"/>
+          <w:numId w:val="1031"/>
+        </w:numPr>
+      </w:pPr>
+      <w:r>
+        <w:t xml:space="preserve">When no scent is worn, mean vocalizations differ between all entities: aliens elicit significantly more vocalizations than both shapeshifters and humans, and shapeshifters elicit significantly more vocalizations than humans.</w:t>
+      </w:r>
+    </w:p>
+    <w:p>
+      <w:pPr>
+        <w:pStyle w:val="Compact"/>
+        <w:numPr>
+          <w:ilvl w:val="0"/>
+          <w:numId w:val="1031"/>
+        </w:numPr>
+      </w:pPr>
+      <w:r>
+        <w:t xml:space="preserve">This pattern of findings is the same when a human scent is worn.</w:t>
+      </w:r>
+    </w:p>
+    <w:p>
+      <w:pPr>
+        <w:pStyle w:val="Compact"/>
+        <w:numPr>
+          <w:ilvl w:val="0"/>
+          <w:numId w:val="1031"/>
+        </w:numPr>
+      </w:pPr>
+      <w:r>
+        <w:t xml:space="preserve">When fox scent is worn, there are still significantly more vocalizations when sniffing aliens and shapeshifters compared to humans, but the difference between shapeshifters and aliens is</w:t>
+      </w:r>
+      <w:r>
+        <w:t xml:space="preserve"> </w:t>
+      </w:r>
+      <w:r>
+        <w:rPr>
+          <w:i/>
+          <w:iCs/>
+        </w:rPr>
+        <w:t xml:space="preserve">not significant</w:t>
+      </w:r>
+      <w:r>
+        <w:t xml:space="preserve">.</w:t>
+      </w:r>
+    </w:p>
+    <w:p>
+      <w:pPr>
+        <w:pStyle w:val="Compact"/>
+        <w:numPr>
+          <w:ilvl w:val="0"/>
+          <w:numId w:val="1031"/>
+        </w:numPr>
+      </w:pPr>
+      <w:r>
+        <w:t xml:space="preserve">To sum up, the scents don’t distract the sniffer dogs from detecting aliens compared to humans, but confuses them when distinguishing aliens in their lizard form compared to when in humanoid form.</w:t>
       </w:r>
     </w:p>
     <w:p>
@@ -19557,140 +17938,20 @@
       <w:r>
         <w:drawing>
           <wp:inline>
-            <wp:extent cx="5334000" cy="2999158"/>
+            <wp:extent cx="519892" cy="636104"/>
             <wp:effectExtent b="0" l="0" r="0" t="0"/>
-            <wp:docPr descr="Image: spaceship light ppt hex (no description provided yet)" title="" id="222" name="Picture"/>
+            <wp:docPr descr="Image: i hex (no description provided yet)" title="" id="147" name="Picture"/>
             <a:graphic>
               <a:graphicData uri="http://schemas.openxmlformats.org/drawingml/2006/picture">
                 <pic:pic>
                   <pic:nvPicPr>
-                    <pic:cNvPr descr="images/spaceship_light_ppt_hex.jpg" id="223" name="Picture"/>
+                    <pic:cNvPr descr="images/i_hex.png" id="148" name="Picture"/>
                     <pic:cNvPicPr>
                       <a:picLocks noChangeArrowheads="1" noChangeAspect="1"/>
                     </pic:cNvPicPr>
                   </pic:nvPicPr>
                   <pic:blipFill>
-                    <a:blip r:embed="rId29"/>
-                    <a:stretch>
-                      <a:fillRect/>
-                    </a:stretch>
-                  </pic:blipFill>
-                  <pic:spPr bwMode="auto">
-                    <a:xfrm>
-                      <a:off x="0" y="0"/>
-                      <a:ext cx="5334000" cy="2999158"/>
-                    </a:xfrm>
-                    <a:prstGeom prst="rect">
-                      <a:avLst/>
-                    </a:prstGeom>
-                    <a:noFill/>
-                    <a:ln w="9525">
-                      <a:noFill/>
-                      <a:headEnd/>
-                      <a:tailEnd/>
-                    </a:ln>
-                  </pic:spPr>
-                </pic:pic>
-              </a:graphicData>
-            </a:graphic>
-          </wp:inline>
-        </w:drawing>
-      </w:r>
-    </w:p>
-    <w:p>
-      <w:pPr>
-        <w:pStyle w:val="BlockText"/>
-      </w:pPr>
-      <w:r>
-        <w:rPr>
-          <w:b/>
-          <w:bCs/>
-        </w:rPr>
-        <w:t xml:space="preserve">Important: ReportR</w:t>
-      </w:r>
-    </w:p>
-    <w:p>
-      <w:pPr>
-        <w:pStyle w:val="Compact"/>
-        <w:numPr>
-          <w:ilvl w:val="0"/>
-          <w:numId w:val="1031"/>
-        </w:numPr>
-      </w:pPr>
-      <w:r>
-        <w:t xml:space="preserve">When no scent is worn, mean vocalizations differ between all entities: aliens elicit significantly more vocalizations than both shapeshifters and humans, and shapeshifters elicit significantly more vocalizations than humans.</w:t>
-      </w:r>
-    </w:p>
-    <w:p>
-      <w:pPr>
-        <w:pStyle w:val="Compact"/>
-        <w:numPr>
-          <w:ilvl w:val="0"/>
-          <w:numId w:val="1031"/>
-        </w:numPr>
-      </w:pPr>
-      <w:r>
-        <w:t xml:space="preserve">This pattern of findings is the same when a human scent is worn.</w:t>
-      </w:r>
-    </w:p>
-    <w:p>
-      <w:pPr>
-        <w:pStyle w:val="Compact"/>
-        <w:numPr>
-          <w:ilvl w:val="0"/>
-          <w:numId w:val="1031"/>
-        </w:numPr>
-      </w:pPr>
-      <w:r>
-        <w:t xml:space="preserve">When fox scent is worn, there are still significantly more vocalizations when sniffing aliens and shapeshifters compared to humans, but the difference between shapeshifters and aliens is</w:t>
-      </w:r>
-      <w:r>
-        <w:t xml:space="preserve"> </w:t>
-      </w:r>
-      <w:r>
-        <w:rPr>
-          <w:i/>
-          <w:iCs/>
-        </w:rPr>
-        <w:t xml:space="preserve">not significant</w:t>
-      </w:r>
-      <w:r>
-        <w:t xml:space="preserve">.</w:t>
-      </w:r>
-    </w:p>
-    <w:p>
-      <w:pPr>
-        <w:pStyle w:val="Compact"/>
-        <w:numPr>
-          <w:ilvl w:val="0"/>
-          <w:numId w:val="1031"/>
-        </w:numPr>
-      </w:pPr>
-      <w:r>
-        <w:t xml:space="preserve">To sum up, the scents don’t distract the sniffer dogs from detecting aliens compared to humans, but confuses them when distinguishing aliens in their lizard form compared to when in humanoid form.</w:t>
-      </w:r>
-    </w:p>
-    <w:p>
-      <w:pPr>
-        <w:pStyle w:val="FirstParagraph"/>
-      </w:pPr>
-      <w:r>
-        <w:drawing>
-          <wp:inline>
-            <wp:extent cx="519892" cy="636104"/>
-            <wp:effectExtent b="0" l="0" r="0" t="0"/>
-            <wp:docPr descr="Image: i hex (no description provided yet)" title="" id="224" name="Picture"/>
-            <a:graphic>
-              <a:graphicData uri="http://schemas.openxmlformats.org/drawingml/2006/picture">
-                <pic:pic>
-                  <pic:nvPicPr>
-                    <pic:cNvPr descr="images/i_hex.png" id="225" name="Picture"/>
-                    <pic:cNvPicPr>
-                      <a:picLocks noChangeArrowheads="1" noChangeAspect="1"/>
-                    </pic:cNvPicPr>
-                  </pic:nvPicPr>
-                  <pic:blipFill>
-                    <a:blip r:embed="rId120"/>
+                    <a:blip r:embed="rId80"/>
                     <a:stretch>
                       <a:fillRect/>
                     </a:stretch>
@@ -19717,8 +17978,8 @@
         </w:drawing>
       </w:r>
     </w:p>
-    <w:bookmarkEnd w:id="226"/>
-    <w:bookmarkStart w:id="228" w:name="slide-51"/>
+    <w:bookmarkEnd w:id="149"/>
+    <w:bookmarkStart w:id="151" w:name="slide-51"/>
     <w:p>
       <w:pPr>
         <w:pStyle w:val="Heading2"/>
@@ -19737,7 +17998,7 @@
       <w:r>
         <w:t xml:space="preserve"> </w:t>
       </w:r>
-      <w:hyperlink r:id="rId227">
+      <w:hyperlink r:id="rId150">
         <w:r>
           <w:rPr>
             <w:rStyle w:val="Hyperlink"/>
@@ -19746,8 +18007,8 @@
         </w:r>
       </w:hyperlink>
     </w:p>
-    <w:bookmarkEnd w:id="228"/>
-    <w:bookmarkEnd w:id="229"/>
+    <w:bookmarkEnd w:id="151"/>
+    <w:bookmarkEnd w:id="152"/>
     <w:sectPr>
       <w:footnotePr>
         <w:numRestart w:val="eachSect"/>
